--- a/Course/2 Component 2 - Algorithms and Programming/2.3 Algorithms/00 Topic Resources/6 End-of-Topic Worksheet (editable).docx
+++ b/Course/2 Component 2 - Algorithms and Programming/2.3 Algorithms/00 Topic Resources/6 End-of-Topic Worksheet (editable).docx
@@ -7,35 +7,26 @@
         <w:pStyle w:val="Heading1"/>
       </w:pPr>
       <w:r>
+        <w:rPr>
+          <w:b w:val="0"/>
+          <w:i w:val="0"/>
+        </w:rPr>
         <w:t>Worksheet — 2.3 Algorithms</w:t>
       </w:r>
     </w:p>
     <w:p>
       <w:r>
-        <w:t xml:space="preserve">Name: </w:t>
-      </w:r>
-      <w:r>
         <w:rPr>
-          <w:b/>
+          <w:b w:val="0"/>
+          <w:i w:val="0"/>
         </w:rPr>
-        <w:t>_</w:t>
-      </w:r>
-      <w:r>
-        <w:t xml:space="preserve">_  Date: </w:t>
-      </w:r>
-      <w:r>
-        <w:rPr>
-          <w:b/>
-        </w:rPr>
-        <w:t>_</w:t>
-      </w:r>
-      <w:r>
-        <w:t>_</w:t>
+        <w:t>Name: ______  Date: ______</w:t>
       </w:r>
     </w:p>
     <w:p>
       <w:r>
         <w:rPr>
+          <w:b w:val="0"/>
           <w:i/>
         </w:rPr>
         <w:t>OCR A Level Computer Science H446, Component 02, Section 2.3.1 — Algorithms.</w:t>
@@ -45,6 +36,7 @@
       <w:r>
         <w:rPr>
           <w:b/>
+          <w:i w:val="0"/>
         </w:rPr>
         <w:t>Time: ~60 min. SHOW YOUR TRACES.</w:t>
       </w:r>
@@ -61,6 +53,10 @@
         <w:pStyle w:val="Heading2"/>
       </w:pPr>
       <w:r>
+        <w:rPr>
+          <w:b w:val="0"/>
+          <w:i w:val="0"/>
+        </w:rPr>
         <w:t>Section A — Skills practice</w:t>
       </w:r>
     </w:p>
@@ -69,88 +65,141 @@
         <w:pStyle w:val="Heading3"/>
       </w:pPr>
       <w:r>
+        <w:rPr>
+          <w:b w:val="0"/>
+          <w:i w:val="0"/>
+        </w:rPr>
         <w:t>Activity 1 — Big O match</w:t>
       </w:r>
     </w:p>
     <w:p>
       <w:r>
+        <w:rPr>
+          <w:b w:val="0"/>
+          <w:i w:val="0"/>
+        </w:rPr>
         <w:t xml:space="preserve">Match each algorithm to its </w:t>
       </w:r>
       <w:r>
         <w:rPr>
           <w:b/>
+          <w:i w:val="0"/>
         </w:rPr>
         <w:t>best</w:t>
       </w:r>
       <w:r>
+        <w:rPr>
+          <w:b w:val="0"/>
+          <w:i w:val="0"/>
+        </w:rPr>
         <w:t xml:space="preserve">, </w:t>
       </w:r>
       <w:r>
         <w:rPr>
           <w:b/>
+          <w:i w:val="0"/>
         </w:rPr>
         <w:t>average</w:t>
       </w:r>
       <w:r>
+        <w:rPr>
+          <w:b w:val="0"/>
+          <w:i w:val="0"/>
+        </w:rPr>
         <w:t xml:space="preserve"> and </w:t>
       </w:r>
       <w:r>
         <w:rPr>
           <w:b/>
+          <w:i w:val="0"/>
         </w:rPr>
         <w:t>worst</w:t>
       </w:r>
       <w:r>
+        <w:rPr>
+          <w:b w:val="0"/>
+          <w:i w:val="0"/>
+        </w:rPr>
         <w:t xml:space="preserve"> time complexity by writing the correct Big O in each cell. Choose from: </w:t>
       </w:r>
       <w:r>
         <w:rPr>
           <w:rFonts w:ascii="Consolas" w:hAnsi="Consolas"/>
+          <w:b w:val="0"/>
+          <w:i w:val="0"/>
           <w:sz w:val="19"/>
         </w:rPr>
         <w:t>O(1)</w:t>
       </w:r>
       <w:r>
+        <w:rPr>
+          <w:b w:val="0"/>
+          <w:i w:val="0"/>
+        </w:rPr>
         <w:t xml:space="preserve">, </w:t>
       </w:r>
       <w:r>
         <w:rPr>
           <w:rFonts w:ascii="Consolas" w:hAnsi="Consolas"/>
+          <w:b w:val="0"/>
+          <w:i w:val="0"/>
           <w:sz w:val="19"/>
         </w:rPr>
         <w:t>O(log n)</w:t>
       </w:r>
       <w:r>
+        <w:rPr>
+          <w:b w:val="0"/>
+          <w:i w:val="0"/>
+        </w:rPr>
         <w:t xml:space="preserve">, </w:t>
       </w:r>
       <w:r>
         <w:rPr>
           <w:rFonts w:ascii="Consolas" w:hAnsi="Consolas"/>
+          <w:b w:val="0"/>
+          <w:i w:val="0"/>
           <w:sz w:val="19"/>
         </w:rPr>
         <w:t>O(n)</w:t>
       </w:r>
       <w:r>
+        <w:rPr>
+          <w:b w:val="0"/>
+          <w:i w:val="0"/>
+        </w:rPr>
         <w:t xml:space="preserve">, </w:t>
       </w:r>
       <w:r>
         <w:rPr>
           <w:rFonts w:ascii="Consolas" w:hAnsi="Consolas"/>
+          <w:b w:val="0"/>
+          <w:i w:val="0"/>
           <w:sz w:val="19"/>
         </w:rPr>
         <w:t>O(n log n)</w:t>
       </w:r>
       <w:r>
+        <w:rPr>
+          <w:b w:val="0"/>
+          <w:i w:val="0"/>
+        </w:rPr>
         <w:t xml:space="preserve">, </w:t>
       </w:r>
       <w:r>
         <w:rPr>
           <w:rFonts w:ascii="Consolas" w:hAnsi="Consolas"/>
+          <w:b w:val="0"/>
+          <w:i w:val="0"/>
           <w:sz w:val="19"/>
         </w:rPr>
         <w:t>O(n²)</w:t>
       </w:r>
       <w:r>
+        <w:rPr>
+          <w:b w:val="0"/>
+          <w:i w:val="0"/>
+        </w:rPr>
         <w:t>.</w:t>
       </w:r>
     </w:p>
@@ -181,6 +230,7 @@
             <w:r>
               <w:rPr>
                 <w:b/>
+                <w:i w:val="0"/>
               </w:rPr>
               <w:t>Algorithm</w:t>
             </w:r>
@@ -200,6 +250,7 @@
             <w:r>
               <w:rPr>
                 <w:b/>
+                <w:i w:val="0"/>
               </w:rPr>
               <w:t>Best</w:t>
             </w:r>
@@ -219,6 +270,7 @@
             <w:r>
               <w:rPr>
                 <w:b/>
+                <w:i w:val="0"/>
               </w:rPr>
               <w:t>Average</w:t>
             </w:r>
@@ -238,6 +290,7 @@
             <w:r>
               <w:rPr>
                 <w:b/>
+                <w:i w:val="0"/>
               </w:rPr>
               <w:t>Worst</w:t>
             </w:r>
@@ -252,6 +305,10 @@
           <w:p>
             <w:r/>
             <w:r>
+              <w:rPr>
+                <w:b w:val="0"/>
+                <w:i w:val="0"/>
+              </w:rPr>
               <w:t>Linear search</w:t>
             </w:r>
           </w:p>
@@ -289,6 +346,10 @@
           <w:p>
             <w:r/>
             <w:r>
+              <w:rPr>
+                <w:b w:val="0"/>
+                <w:i w:val="0"/>
+              </w:rPr>
               <w:t>Binary search</w:t>
             </w:r>
           </w:p>
@@ -326,6 +387,10 @@
           <w:p>
             <w:r/>
             <w:r>
+              <w:rPr>
+                <w:b w:val="0"/>
+                <w:i w:val="0"/>
+              </w:rPr>
               <w:t>Bubble sort (with swap flag)</w:t>
             </w:r>
           </w:p>
@@ -363,6 +428,10 @@
           <w:p>
             <w:r/>
             <w:r>
+              <w:rPr>
+                <w:b w:val="0"/>
+                <w:i w:val="0"/>
+              </w:rPr>
               <w:t>Insertion sort</w:t>
             </w:r>
           </w:p>
@@ -400,6 +469,10 @@
           <w:p>
             <w:r/>
             <w:r>
+              <w:rPr>
+                <w:b w:val="0"/>
+                <w:i w:val="0"/>
+              </w:rPr>
               <w:t>Merge sort</w:t>
             </w:r>
           </w:p>
@@ -437,6 +510,10 @@
           <w:p>
             <w:r/>
             <w:r>
+              <w:rPr>
+                <w:b w:val="0"/>
+                <w:i w:val="0"/>
+              </w:rPr>
               <w:t>Quick sort</w:t>
             </w:r>
           </w:p>
@@ -480,25 +557,40 @@
         <w:pStyle w:val="Heading3"/>
       </w:pPr>
       <w:r>
+        <w:rPr>
+          <w:b w:val="0"/>
+          <w:i w:val="0"/>
+        </w:rPr>
         <w:t>Activity 2 — Trace a sort (bubble OR insertion)</w:t>
       </w:r>
     </w:p>
     <w:p>
       <w:r>
+        <w:rPr>
+          <w:b w:val="0"/>
+          <w:i w:val="0"/>
+        </w:rPr>
         <w:t xml:space="preserve">Sort this list into </w:t>
       </w:r>
       <w:r>
         <w:rPr>
           <w:b/>
+          <w:i w:val="0"/>
         </w:rPr>
         <w:t>ascending</w:t>
       </w:r>
       <w:r>
+        <w:rPr>
+          <w:b w:val="0"/>
+          <w:i w:val="0"/>
+        </w:rPr>
         <w:t xml:space="preserve"> order: </w:t>
       </w:r>
       <w:r>
         <w:rPr>
           <w:rFonts w:ascii="Consolas" w:hAnsi="Consolas"/>
+          <w:b w:val="0"/>
+          <w:i w:val="0"/>
           <w:sz w:val="19"/>
         </w:rPr>
         <w:t>[5, 1, 4, 2, 8]</w:t>
@@ -506,26 +598,40 @@
     </w:p>
     <w:p>
       <w:r>
+        <w:rPr>
+          <w:b w:val="0"/>
+          <w:i w:val="0"/>
+        </w:rPr>
         <w:t xml:space="preserve">Circle which you are tracing: </w:t>
       </w:r>
       <w:r>
         <w:rPr>
           <w:b/>
+          <w:i w:val="0"/>
         </w:rPr>
         <w:t>BUBBLE  /  INSERTION</w:t>
       </w:r>
     </w:p>
     <w:p>
       <w:r>
+        <w:rPr>
+          <w:b w:val="0"/>
+          <w:i w:val="0"/>
+        </w:rPr>
         <w:t xml:space="preserve">Fill in the list state </w:t>
       </w:r>
       <w:r>
         <w:rPr>
           <w:b/>
+          <w:i w:val="0"/>
         </w:rPr>
         <w:t>after each pass</w:t>
       </w:r>
       <w:r>
+        <w:rPr>
+          <w:b w:val="0"/>
+          <w:i w:val="0"/>
+        </w:rPr>
         <w:t>. Add rows if you need them.</w:t>
       </w:r>
     </w:p>
@@ -555,6 +661,7 @@
             <w:r>
               <w:rPr>
                 <w:b/>
+                <w:i w:val="0"/>
               </w:rPr>
               <w:t>Pass</w:t>
             </w:r>
@@ -574,6 +681,7 @@
             <w:r>
               <w:rPr>
                 <w:b/>
+                <w:i w:val="0"/>
               </w:rPr>
               <w:t>List state after this pass</w:t>
             </w:r>
@@ -593,6 +701,7 @@
             <w:r>
               <w:rPr>
                 <w:b/>
+                <w:i w:val="0"/>
               </w:rPr>
               <w:t>Swaps this pass</w:t>
             </w:r>
@@ -607,6 +716,10 @@
           <w:p>
             <w:r/>
             <w:r>
+              <w:rPr>
+                <w:b w:val="0"/>
+                <w:i w:val="0"/>
+              </w:rPr>
               <w:t>Start</w:t>
             </w:r>
           </w:p>
@@ -618,6 +731,10 @@
           <w:p>
             <w:r/>
             <w:r>
+              <w:rPr>
+                <w:b w:val="0"/>
+                <w:i w:val="0"/>
+              </w:rPr>
               <w:t>5  1  4  2  8</w:t>
             </w:r>
           </w:p>
@@ -629,6 +746,10 @@
           <w:p>
             <w:r/>
             <w:r>
+              <w:rPr>
+                <w:b w:val="0"/>
+                <w:i w:val="0"/>
+              </w:rPr>
               <w:t>—</w:t>
             </w:r>
           </w:p>
@@ -642,6 +763,10 @@
           <w:p>
             <w:r/>
             <w:r>
+              <w:rPr>
+                <w:b w:val="0"/>
+                <w:i w:val="0"/>
+              </w:rPr>
               <w:t>1</w:t>
             </w:r>
           </w:p>
@@ -654,21 +779,10 @@
             <w:r/>
             <w:r>
               <w:rPr>
-                <w:b/>
+                <w:b w:val="0"/>
+                <w:i w:val="0"/>
               </w:rPr>
-              <w:t xml:space="preserve">  </w:t>
-            </w:r>
-            <w:r>
-              <w:t xml:space="preserve">  </w:t>
-            </w:r>
-            <w:r>
-              <w:rPr>
-                <w:b/>
-              </w:rPr>
-              <w:t xml:space="preserve">  </w:t>
-            </w:r>
-            <w:r>
-              <w:t xml:space="preserve">  __</w:t>
+              <w:t>__  __  __  __  __</w:t>
             </w:r>
           </w:p>
         </w:tc>
@@ -689,6 +803,10 @@
           <w:p>
             <w:r/>
             <w:r>
+              <w:rPr>
+                <w:b w:val="0"/>
+                <w:i w:val="0"/>
+              </w:rPr>
               <w:t>2</w:t>
             </w:r>
           </w:p>
@@ -701,21 +819,10 @@
             <w:r/>
             <w:r>
               <w:rPr>
-                <w:b/>
+                <w:b w:val="0"/>
+                <w:i w:val="0"/>
               </w:rPr>
-              <w:t xml:space="preserve">  </w:t>
-            </w:r>
-            <w:r>
-              <w:t xml:space="preserve">  </w:t>
-            </w:r>
-            <w:r>
-              <w:rPr>
-                <w:b/>
-              </w:rPr>
-              <w:t xml:space="preserve">  </w:t>
-            </w:r>
-            <w:r>
-              <w:t xml:space="preserve">  __</w:t>
+              <w:t>__  __  __  __  __</w:t>
             </w:r>
           </w:p>
         </w:tc>
@@ -736,6 +843,10 @@
           <w:p>
             <w:r/>
             <w:r>
+              <w:rPr>
+                <w:b w:val="0"/>
+                <w:i w:val="0"/>
+              </w:rPr>
               <w:t>3</w:t>
             </w:r>
           </w:p>
@@ -748,21 +859,10 @@
             <w:r/>
             <w:r>
               <w:rPr>
-                <w:b/>
+                <w:b w:val="0"/>
+                <w:i w:val="0"/>
               </w:rPr>
-              <w:t xml:space="preserve">  </w:t>
-            </w:r>
-            <w:r>
-              <w:t xml:space="preserve">  </w:t>
-            </w:r>
-            <w:r>
-              <w:rPr>
-                <w:b/>
-              </w:rPr>
-              <w:t xml:space="preserve">  </w:t>
-            </w:r>
-            <w:r>
-              <w:t xml:space="preserve">  __</w:t>
+              <w:t>__  __  __  __  __</w:t>
             </w:r>
           </w:p>
         </w:tc>
@@ -783,6 +883,10 @@
           <w:p>
             <w:r/>
             <w:r>
+              <w:rPr>
+                <w:b w:val="0"/>
+                <w:i w:val="0"/>
+              </w:rPr>
               <w:t>4</w:t>
             </w:r>
           </w:p>
@@ -795,21 +899,10 @@
             <w:r/>
             <w:r>
               <w:rPr>
-                <w:b/>
+                <w:b w:val="0"/>
+                <w:i w:val="0"/>
               </w:rPr>
-              <w:t xml:space="preserve">  </w:t>
-            </w:r>
-            <w:r>
-              <w:t xml:space="preserve">  </w:t>
-            </w:r>
-            <w:r>
-              <w:rPr>
-                <w:b/>
-              </w:rPr>
-              <w:t xml:space="preserve">  </w:t>
-            </w:r>
-            <w:r>
-              <w:t xml:space="preserve">  __</w:t>
+              <w:t>__  __  __  __  __</w:t>
             </w:r>
           </w:p>
         </w:tc>
@@ -826,11 +919,17 @@
     <w:p/>
     <w:p>
       <w:r>
+        <w:rPr>
+          <w:b w:val="0"/>
+          <w:i w:val="0"/>
+        </w:rPr>
         <w:t xml:space="preserve">Final sorted list: </w:t>
       </w:r>
       <w:r>
         <w:rPr>
           <w:rFonts w:ascii="Consolas" w:hAnsi="Consolas"/>
+          <w:b w:val="0"/>
+          <w:i w:val="0"/>
           <w:sz w:val="19"/>
         </w:rPr>
         <w:t>__  __  __  __  __</w:t>
@@ -848,11 +947,19 @@
         <w:pStyle w:val="Heading3"/>
       </w:pPr>
       <w:r>
+        <w:rPr>
+          <w:b w:val="0"/>
+          <w:i w:val="0"/>
+        </w:rPr>
         <w:t>Activity 3 — Trace a binary search</w:t>
       </w:r>
     </w:p>
     <w:p>
       <w:r>
+        <w:rPr>
+          <w:b w:val="0"/>
+          <w:i w:val="0"/>
+        </w:rPr>
         <w:t>Sorted list (index 0–8):</w:t>
       </w:r>
     </w:p>
@@ -889,6 +996,7 @@
             <w:r>
               <w:rPr>
                 <w:b/>
+                <w:i w:val="0"/>
               </w:rPr>
               <w:t>Index</w:t>
             </w:r>
@@ -908,6 +1016,7 @@
             <w:r>
               <w:rPr>
                 <w:b/>
+                <w:i w:val="0"/>
               </w:rPr>
               <w:t>0</w:t>
             </w:r>
@@ -927,6 +1036,7 @@
             <w:r>
               <w:rPr>
                 <w:b/>
+                <w:i w:val="0"/>
               </w:rPr>
               <w:t>1</w:t>
             </w:r>
@@ -946,6 +1056,7 @@
             <w:r>
               <w:rPr>
                 <w:b/>
+                <w:i w:val="0"/>
               </w:rPr>
               <w:t>2</w:t>
             </w:r>
@@ -965,6 +1076,7 @@
             <w:r>
               <w:rPr>
                 <w:b/>
+                <w:i w:val="0"/>
               </w:rPr>
               <w:t>3</w:t>
             </w:r>
@@ -984,6 +1096,7 @@
             <w:r>
               <w:rPr>
                 <w:b/>
+                <w:i w:val="0"/>
               </w:rPr>
               <w:t>4</w:t>
             </w:r>
@@ -1003,6 +1116,7 @@
             <w:r>
               <w:rPr>
                 <w:b/>
+                <w:i w:val="0"/>
               </w:rPr>
               <w:t>5</w:t>
             </w:r>
@@ -1022,6 +1136,7 @@
             <w:r>
               <w:rPr>
                 <w:b/>
+                <w:i w:val="0"/>
               </w:rPr>
               <w:t>6</w:t>
             </w:r>
@@ -1041,6 +1156,7 @@
             <w:r>
               <w:rPr>
                 <w:b/>
+                <w:i w:val="0"/>
               </w:rPr>
               <w:t>7</w:t>
             </w:r>
@@ -1060,6 +1176,7 @@
             <w:r>
               <w:rPr>
                 <w:b/>
+                <w:i w:val="0"/>
               </w:rPr>
               <w:t>8</w:t>
             </w:r>
@@ -1074,6 +1191,10 @@
           <w:p>
             <w:r/>
             <w:r>
+              <w:rPr>
+                <w:b w:val="0"/>
+                <w:i w:val="0"/>
+              </w:rPr>
               <w:t>Value</w:t>
             </w:r>
           </w:p>
@@ -1085,6 +1206,10 @@
           <w:p>
             <w:r/>
             <w:r>
+              <w:rPr>
+                <w:b w:val="0"/>
+                <w:i w:val="0"/>
+              </w:rPr>
               <w:t>3</w:t>
             </w:r>
           </w:p>
@@ -1096,6 +1221,10 @@
           <w:p>
             <w:r/>
             <w:r>
+              <w:rPr>
+                <w:b w:val="0"/>
+                <w:i w:val="0"/>
+              </w:rPr>
               <w:t>7</w:t>
             </w:r>
           </w:p>
@@ -1107,6 +1236,10 @@
           <w:p>
             <w:r/>
             <w:r>
+              <w:rPr>
+                <w:b w:val="0"/>
+                <w:i w:val="0"/>
+              </w:rPr>
               <w:t>11</w:t>
             </w:r>
           </w:p>
@@ -1118,6 +1251,10 @@
           <w:p>
             <w:r/>
             <w:r>
+              <w:rPr>
+                <w:b w:val="0"/>
+                <w:i w:val="0"/>
+              </w:rPr>
               <w:t>15</w:t>
             </w:r>
           </w:p>
@@ -1129,6 +1266,10 @@
           <w:p>
             <w:r/>
             <w:r>
+              <w:rPr>
+                <w:b w:val="0"/>
+                <w:i w:val="0"/>
+              </w:rPr>
               <w:t>19</w:t>
             </w:r>
           </w:p>
@@ -1140,6 +1281,10 @@
           <w:p>
             <w:r/>
             <w:r>
+              <w:rPr>
+                <w:b w:val="0"/>
+                <w:i w:val="0"/>
+              </w:rPr>
               <w:t>23</w:t>
             </w:r>
           </w:p>
@@ -1151,6 +1296,10 @@
           <w:p>
             <w:r/>
             <w:r>
+              <w:rPr>
+                <w:b w:val="0"/>
+                <w:i w:val="0"/>
+              </w:rPr>
               <w:t>27</w:t>
             </w:r>
           </w:p>
@@ -1162,6 +1311,10 @@
           <w:p>
             <w:r/>
             <w:r>
+              <w:rPr>
+                <w:b w:val="0"/>
+                <w:i w:val="0"/>
+              </w:rPr>
               <w:t>31</w:t>
             </w:r>
           </w:p>
@@ -1173,6 +1326,10 @@
           <w:p>
             <w:r/>
             <w:r>
+              <w:rPr>
+                <w:b w:val="0"/>
+                <w:i w:val="0"/>
+              </w:rPr>
               <w:t>35</w:t>
             </w:r>
           </w:p>
@@ -1184,20 +1341,31 @@
       <w:r>
         <w:rPr>
           <w:b/>
+          <w:i w:val="0"/>
         </w:rPr>
         <w:t>Search for 27.</w:t>
       </w:r>
       <w:r>
+        <w:rPr>
+          <w:b w:val="0"/>
+          <w:i w:val="0"/>
+        </w:rPr>
         <w:t xml:space="preserve"> Use </w:t>
       </w:r>
       <w:r>
         <w:rPr>
           <w:rFonts w:ascii="Consolas" w:hAnsi="Consolas"/>
+          <w:b w:val="0"/>
+          <w:i w:val="0"/>
           <w:sz w:val="19"/>
         </w:rPr>
         <w:t>mid = (low + high) DIV 2</w:t>
       </w:r>
       <w:r>
+        <w:rPr>
+          <w:b w:val="0"/>
+          <w:i w:val="0"/>
+        </w:rPr>
         <w:t xml:space="preserve"> (integer division, round down). Fill the table.</w:t>
       </w:r>
     </w:p>
@@ -1230,6 +1398,7 @@
             <w:r>
               <w:rPr>
                 <w:b/>
+                <w:i w:val="0"/>
               </w:rPr>
               <w:t>Step</w:t>
             </w:r>
@@ -1249,6 +1418,7 @@
             <w:r>
               <w:rPr>
                 <w:b/>
+                <w:i w:val="0"/>
               </w:rPr>
               <w:t>low</w:t>
             </w:r>
@@ -1268,6 +1438,7 @@
             <w:r>
               <w:rPr>
                 <w:b/>
+                <w:i w:val="0"/>
               </w:rPr>
               <w:t>high</w:t>
             </w:r>
@@ -1287,6 +1458,7 @@
             <w:r>
               <w:rPr>
                 <w:b/>
+                <w:i w:val="0"/>
               </w:rPr>
               <w:t>mid (index)</w:t>
             </w:r>
@@ -1306,6 +1478,7 @@
             <w:r>
               <w:rPr>
                 <w:b/>
+                <w:i w:val="0"/>
               </w:rPr>
               <w:t>value at mid</w:t>
             </w:r>
@@ -1325,6 +1498,7 @@
             <w:r>
               <w:rPr>
                 <w:b/>
+                <w:i w:val="0"/>
               </w:rPr>
               <w:t>&lt; = &gt; target?</w:t>
             </w:r>
@@ -1339,6 +1513,10 @@
           <w:p>
             <w:r/>
             <w:r>
+              <w:rPr>
+                <w:b w:val="0"/>
+                <w:i w:val="0"/>
+              </w:rPr>
               <w:t>1</w:t>
             </w:r>
           </w:p>
@@ -1392,6 +1570,10 @@
           <w:p>
             <w:r/>
             <w:r>
+              <w:rPr>
+                <w:b w:val="0"/>
+                <w:i w:val="0"/>
+              </w:rPr>
               <w:t>2</w:t>
             </w:r>
           </w:p>
@@ -1445,6 +1627,10 @@
           <w:p>
             <w:r/>
             <w:r>
+              <w:rPr>
+                <w:b w:val="0"/>
+                <w:i w:val="0"/>
+              </w:rPr>
               <w:t>3</w:t>
             </w:r>
           </w:p>
@@ -1498,6 +1684,10 @@
           <w:p>
             <w:r/>
             <w:r>
+              <w:rPr>
+                <w:b w:val="0"/>
+                <w:i w:val="0"/>
+              </w:rPr>
               <w:t>4</w:t>
             </w:r>
           </w:p>
@@ -1547,25 +1737,11 @@
     <w:p/>
     <w:p>
       <w:r>
-        <w:t xml:space="preserve">Found at index: </w:t>
-      </w:r>
-      <w:r>
         <w:rPr>
-          <w:b/>
+          <w:b w:val="0"/>
+          <w:i w:val="0"/>
         </w:rPr>
-        <w:t>_</w:t>
-      </w:r>
-      <w:r>
-        <w:t xml:space="preserve">_   Number of comparisons: </w:t>
-      </w:r>
-      <w:r>
-        <w:rPr>
-          <w:b/>
-        </w:rPr>
-        <w:t>_</w:t>
-      </w:r>
-      <w:r>
-        <w:t>_</w:t>
+        <w:t>Found at index: ______   Number of comparisons: ______</w:t>
       </w:r>
     </w:p>
     <w:p>
@@ -1580,6 +1756,10 @@
         <w:pStyle w:val="Heading3"/>
       </w:pPr>
       <w:r>
+        <w:rPr>
+          <w:b w:val="0"/>
+          <w:i w:val="0"/>
+        </w:rPr>
         <w:t>Activity 4 — Big O justification (short answer)</w:t>
       </w:r>
     </w:p>
@@ -1587,19 +1767,29 @@
       <w:r>
         <w:rPr>
           <w:b/>
+          <w:i w:val="0"/>
         </w:rPr>
         <w:t>(a)</w:t>
       </w:r>
       <w:r>
+        <w:rPr>
+          <w:b w:val="0"/>
+          <w:i w:val="0"/>
+        </w:rPr>
         <w:t xml:space="preserve"> Explain why binary search is </w:t>
       </w:r>
       <w:r>
         <w:rPr>
           <w:b/>
+          <w:i w:val="0"/>
         </w:rPr>
         <w:t>O(log n)</w:t>
       </w:r>
       <w:r>
+        <w:rPr>
+          <w:b w:val="0"/>
+          <w:i w:val="0"/>
+        </w:rPr>
         <w:t>. Refer to what happens to the list each comparison.</w:t>
       </w:r>
     </w:p>
@@ -1625,19 +1815,29 @@
       <w:r>
         <w:rPr>
           <w:b/>
+          <w:i w:val="0"/>
         </w:rPr>
         <w:t>(b)</w:t>
       </w:r>
       <w:r>
+        <w:rPr>
+          <w:b w:val="0"/>
+          <w:i w:val="0"/>
+        </w:rPr>
         <w:t xml:space="preserve"> Explain why bubble sort is </w:t>
       </w:r>
       <w:r>
         <w:rPr>
           <w:b/>
+          <w:i w:val="0"/>
         </w:rPr>
         <w:t>O(n²)</w:t>
       </w:r>
       <w:r>
+        <w:rPr>
+          <w:b w:val="0"/>
+          <w:i w:val="0"/>
+        </w:rPr>
         <w:t xml:space="preserve"> in the average case.</w:t>
       </w:r>
     </w:p>
@@ -1660,10 +1860,15 @@
       <w:r>
         <w:rPr>
           <w:b/>
+          <w:i w:val="0"/>
         </w:rPr>
         <w:t>(c)</w:t>
       </w:r>
       <w:r>
+        <w:rPr>
+          <w:b w:val="0"/>
+          <w:i w:val="0"/>
+        </w:rPr>
         <w:t xml:space="preserve"> State the precondition binary search requires that linear search does not.</w:t>
       </w:r>
     </w:p>
@@ -1691,11 +1896,19 @@
         <w:pStyle w:val="Heading3"/>
       </w:pPr>
       <w:r>
+        <w:rPr>
+          <w:b w:val="0"/>
+          <w:i w:val="0"/>
+        </w:rPr>
         <w:t>Activity 5 — Tree traversals</w:t>
       </w:r>
     </w:p>
     <w:p>
       <w:r>
+        <w:rPr>
+          <w:b w:val="0"/>
+          <w:i w:val="0"/>
+        </w:rPr>
         <w:t>Binary tree (text form):</w:t>
       </w:r>
     </w:p>
@@ -1721,6 +1934,10 @@
     </w:p>
     <w:p>
       <w:r>
+        <w:rPr>
+          <w:b w:val="0"/>
+          <w:i w:val="0"/>
+        </w:rPr>
         <w:t>Write the output of each traversal:</w:t>
       </w:r>
     </w:p>
@@ -1728,10 +1945,15 @@
       <w:r>
         <w:rPr>
           <w:b/>
+          <w:i w:val="0"/>
         </w:rPr>
         <w:t>Pre-order</w:t>
       </w:r>
       <w:r>
+        <w:rPr>
+          <w:b w:val="0"/>
+          <w:i w:val="0"/>
+        </w:rPr>
         <w:t xml:space="preserve"> (Node → Left → Right):</w:t>
       </w:r>
     </w:p>
@@ -1739,6 +1961,8 @@
       <w:r>
         <w:rPr>
           <w:rFonts w:ascii="Consolas" w:hAnsi="Consolas"/>
+          <w:b w:val="0"/>
+          <w:i w:val="0"/>
           <w:sz w:val="19"/>
         </w:rPr>
         <w:t>____  ____  ____  ____  ____  ____  ____</w:t>
@@ -1748,10 +1972,15 @@
       <w:r>
         <w:rPr>
           <w:b/>
+          <w:i w:val="0"/>
         </w:rPr>
         <w:t>In-order</w:t>
       </w:r>
       <w:r>
+        <w:rPr>
+          <w:b w:val="0"/>
+          <w:i w:val="0"/>
+        </w:rPr>
         <w:t xml:space="preserve"> (Left → Node → Right):</w:t>
       </w:r>
     </w:p>
@@ -1759,6 +1988,8 @@
       <w:r>
         <w:rPr>
           <w:rFonts w:ascii="Consolas" w:hAnsi="Consolas"/>
+          <w:b w:val="0"/>
+          <w:i w:val="0"/>
           <w:sz w:val="19"/>
         </w:rPr>
         <w:t>____  ____  ____  ____  ____  ____  ____</w:t>
@@ -1768,10 +1999,15 @@
       <w:r>
         <w:rPr>
           <w:b/>
+          <w:i w:val="0"/>
         </w:rPr>
         <w:t>Post-order</w:t>
       </w:r>
       <w:r>
+        <w:rPr>
+          <w:b w:val="0"/>
+          <w:i w:val="0"/>
+        </w:rPr>
         <w:t xml:space="preserve"> (Left → Right → Node):</w:t>
       </w:r>
     </w:p>
@@ -1779,6 +2015,8 @@
       <w:r>
         <w:rPr>
           <w:rFonts w:ascii="Consolas" w:hAnsi="Consolas"/>
+          <w:b w:val="0"/>
+          <w:i w:val="0"/>
           <w:sz w:val="19"/>
         </w:rPr>
         <w:t>____  ____  ____  ____  ____  ____  ____</w:t>
@@ -1786,24 +2024,11 @@
     </w:p>
     <w:p>
       <w:r>
-        <w:t xml:space="preserve">Which traversal outputs a BST in ascending order? </w:t>
-      </w:r>
-      <w:r>
         <w:rPr>
-          <w:b/>
+          <w:b w:val="0"/>
+          <w:i w:val="0"/>
         </w:rPr>
-        <w:t>_</w:t>
-      </w:r>
-      <w:r>
-        <w:rPr>
-          <w:b/>
-        </w:rPr>
-        <w:t>_</w:t>
-      </w:r>
-      <w:r>
-        <w:rPr>
-          <w:b/>
-        </w:rPr>
+        <w:t>Which traversal outputs a BST in ascending order? ______________</w:t>
       </w:r>
     </w:p>
     <w:p>
@@ -1818,20 +2043,33 @@
         <w:pStyle w:val="Heading3"/>
       </w:pPr>
       <w:r>
+        <w:rPr>
+          <w:b w:val="0"/>
+          <w:i w:val="0"/>
+        </w:rPr>
         <w:t>Activity 6 — Dijkstra's shortest path</w:t>
       </w:r>
     </w:p>
     <w:p>
       <w:r>
+        <w:rPr>
+          <w:b w:val="0"/>
+          <w:i w:val="0"/>
+        </w:rPr>
         <w:t xml:space="preserve">Weighted, undirected graph given as an </w:t>
       </w:r>
       <w:r>
         <w:rPr>
           <w:b/>
+          <w:i w:val="0"/>
         </w:rPr>
         <w:t>edge list</w:t>
       </w:r>
       <w:r>
+        <w:rPr>
+          <w:b w:val="0"/>
+          <w:i w:val="0"/>
+        </w:rPr>
         <w:t xml:space="preserve"> (node1 — node2 : weight):</w:t>
       </w:r>
     </w:p>
@@ -1867,12 +2105,17 @@
       <w:r>
         <w:rPr>
           <w:b/>
+          <w:i w:val="0"/>
         </w:rPr>
         <w:t>Find the shortest path and total distance from A to F.</w:t>
       </w:r>
     </w:p>
     <w:p>
       <w:r>
+        <w:rPr>
+          <w:b w:val="0"/>
+          <w:i w:val="0"/>
+        </w:rPr>
         <w:t>Working table — write the tentative distance to each node, updating as you settle nodes. Cross out / overwrite when a shorter route is found.</w:t>
       </w:r>
     </w:p>
@@ -1906,6 +2149,7 @@
             <w:r>
               <w:rPr>
                 <w:b/>
+                <w:i w:val="0"/>
               </w:rPr>
               <w:t>Settled node (order)</w:t>
             </w:r>
@@ -1925,6 +2169,7 @@
             <w:r>
               <w:rPr>
                 <w:b/>
+                <w:i w:val="0"/>
               </w:rPr>
               <w:t>A</w:t>
             </w:r>
@@ -1944,6 +2189,7 @@
             <w:r>
               <w:rPr>
                 <w:b/>
+                <w:i w:val="0"/>
               </w:rPr>
               <w:t>B</w:t>
             </w:r>
@@ -1963,6 +2209,7 @@
             <w:r>
               <w:rPr>
                 <w:b/>
+                <w:i w:val="0"/>
               </w:rPr>
               <w:t>C</w:t>
             </w:r>
@@ -1982,6 +2229,7 @@
             <w:r>
               <w:rPr>
                 <w:b/>
+                <w:i w:val="0"/>
               </w:rPr>
               <w:t>D</w:t>
             </w:r>
@@ -2001,6 +2249,7 @@
             <w:r>
               <w:rPr>
                 <w:b/>
+                <w:i w:val="0"/>
               </w:rPr>
               <w:t>E</w:t>
             </w:r>
@@ -2020,6 +2269,7 @@
             <w:r>
               <w:rPr>
                 <w:b/>
+                <w:i w:val="0"/>
               </w:rPr>
               <w:t>F</w:t>
             </w:r>
@@ -2034,6 +2284,10 @@
           <w:p>
             <w:r/>
             <w:r>
+              <w:rPr>
+                <w:b w:val="0"/>
+                <w:i w:val="0"/>
+              </w:rPr>
               <w:t>Initial</w:t>
             </w:r>
           </w:p>
@@ -2045,6 +2299,10 @@
           <w:p>
             <w:r/>
             <w:r>
+              <w:rPr>
+                <w:b w:val="0"/>
+                <w:i w:val="0"/>
+              </w:rPr>
               <w:t>0</w:t>
             </w:r>
           </w:p>
@@ -2056,6 +2314,10 @@
           <w:p>
             <w:r/>
             <w:r>
+              <w:rPr>
+                <w:b w:val="0"/>
+                <w:i w:val="0"/>
+              </w:rPr>
               <w:t>∞</w:t>
             </w:r>
           </w:p>
@@ -2067,6 +2329,10 @@
           <w:p>
             <w:r/>
             <w:r>
+              <w:rPr>
+                <w:b w:val="0"/>
+                <w:i w:val="0"/>
+              </w:rPr>
               <w:t>∞</w:t>
             </w:r>
           </w:p>
@@ -2078,6 +2344,10 @@
           <w:p>
             <w:r/>
             <w:r>
+              <w:rPr>
+                <w:b w:val="0"/>
+                <w:i w:val="0"/>
+              </w:rPr>
               <w:t>∞</w:t>
             </w:r>
           </w:p>
@@ -2089,6 +2359,10 @@
           <w:p>
             <w:r/>
             <w:r>
+              <w:rPr>
+                <w:b w:val="0"/>
+                <w:i w:val="0"/>
+              </w:rPr>
               <w:t>∞</w:t>
             </w:r>
           </w:p>
@@ -2100,6 +2374,10 @@
           <w:p>
             <w:r/>
             <w:r>
+              <w:rPr>
+                <w:b w:val="0"/>
+                <w:i w:val="0"/>
+              </w:rPr>
               <w:t>∞</w:t>
             </w:r>
           </w:p>
@@ -2457,11 +2735,17 @@
     <w:p/>
     <w:p>
       <w:r>
+        <w:rPr>
+          <w:b w:val="0"/>
+          <w:i w:val="0"/>
+        </w:rPr>
         <w:t xml:space="preserve">Shortest path A → F: </w:t>
       </w:r>
       <w:r>
         <w:rPr>
           <w:rFonts w:ascii="Consolas" w:hAnsi="Consolas"/>
+          <w:b w:val="0"/>
+          <w:i w:val="0"/>
           <w:sz w:val="19"/>
         </w:rPr>
         <w:t>____ → ____ → ____ → ____ → ____</w:t>
@@ -2469,16 +2753,11 @@
     </w:p>
     <w:p>
       <w:r>
-        <w:t xml:space="preserve">Total distance: </w:t>
-      </w:r>
-      <w:r>
         <w:rPr>
-          <w:b/>
+          <w:b w:val="0"/>
+          <w:i w:val="0"/>
         </w:rPr>
-        <w:t>_</w:t>
-      </w:r>
-      <w:r>
-        <w:t>_</w:t>
+        <w:t>Total distance: ______</w:t>
       </w:r>
     </w:p>
     <w:p>
@@ -2493,6 +2772,10 @@
         <w:pStyle w:val="Heading3"/>
       </w:pPr>
       <w:r>
+        <w:rPr>
+          <w:b w:val="0"/>
+          <w:i w:val="0"/>
+        </w:rPr>
         <w:t>Challenge</w:t>
       </w:r>
     </w:p>
@@ -2504,20 +2787,31 @@
       <w:r>
         <w:rPr>
           <w:b/>
+          <w:i w:val="0"/>
         </w:rPr>
         <w:t>Challenge box.</w:t>
       </w:r>
       <w:r>
+        <w:rPr>
+          <w:b w:val="0"/>
+          <w:i w:val="0"/>
+        </w:rPr>
         <w:t xml:space="preserve"> A* search uses </w:t>
       </w:r>
       <w:r>
         <w:rPr>
           <w:rFonts w:ascii="Consolas" w:hAnsi="Consolas"/>
+          <w:b w:val="0"/>
+          <w:i w:val="0"/>
           <w:sz w:val="19"/>
         </w:rPr>
         <w:t>f(n) = g(n) + h(n)</w:t>
       </w:r>
       <w:r>
+        <w:rPr>
+          <w:b w:val="0"/>
+          <w:i w:val="0"/>
+        </w:rPr>
         <w:t>.</w:t>
       </w:r>
     </w:p>
@@ -2535,29 +2829,45 @@
       <w:r>
         <w:rPr>
           <w:b/>
+          <w:i w:val="0"/>
         </w:rPr>
         <w:t>(a)</w:t>
       </w:r>
       <w:r>
+        <w:rPr>
+          <w:b w:val="0"/>
+          <w:i w:val="0"/>
+        </w:rPr>
         <w:t xml:space="preserve"> For the graph above, suppose you are given a straight-line heuristic estimate to F of: </w:t>
       </w:r>
       <w:r>
         <w:rPr>
           <w:rFonts w:ascii="Consolas" w:hAnsi="Consolas"/>
+          <w:b w:val="0"/>
+          <w:i w:val="0"/>
           <w:sz w:val="19"/>
         </w:rPr>
         <w:t>h(A)=9, h(B)=7, h(C)=8, h(D)=4, h(E)=3, h(F)=0</w:t>
       </w:r>
       <w:r>
+        <w:rPr>
+          <w:b w:val="0"/>
+          <w:i w:val="0"/>
+        </w:rPr>
         <w:t xml:space="preserve">. Is this heuristic </w:t>
       </w:r>
       <w:r>
         <w:rPr>
           <w:b/>
+          <w:i w:val="0"/>
         </w:rPr>
         <w:t>admissible</w:t>
       </w:r>
       <w:r>
+        <w:rPr>
+          <w:b w:val="0"/>
+          <w:i w:val="0"/>
+        </w:rPr>
         <w:t>? Explain how you would check, and what admissible means.</w:t>
       </w:r>
     </w:p>
@@ -2575,20 +2885,16 @@
       <w:r>
         <w:rPr>
           <w:b/>
+          <w:i w:val="0"/>
         </w:rPr>
         <w:t>(b)</w:t>
       </w:r>
       <w:r>
-        <w:t xml:space="preserve"> State ONE situation where A</w:t>
-      </w:r>
-      <w:r>
         <w:rPr>
-          <w:i/>
+          <w:b w:val="0"/>
+          <w:i w:val="0"/>
         </w:rPr>
-        <w:t xml:space="preserve"> explores fewer nodes than Dijkstra, and ONE condition under which A</w:t>
-      </w:r>
-      <w:r>
-        <w:t xml:space="preserve"> behaves exactly like Dijkstra.</w:t>
+        <w:t xml:space="preserve"> State ONE situation where A* explores fewer nodes than Dijkstra, and ONE condition under which A* behaves exactly like Dijkstra.</w:t>
       </w:r>
     </w:p>
     <w:p>
@@ -2605,6 +2911,8 @@
       <w:r>
         <w:rPr>
           <w:rFonts w:ascii="Consolas" w:hAnsi="Consolas"/>
+          <w:b w:val="0"/>
+          <w:i w:val="0"/>
           <w:sz w:val="19"/>
         </w:rPr>
         <w:t>`</w:t>
@@ -2617,81 +2925,10 @@
       </w:pPr>
       <w:r>
         <w:rPr>
-          <w:b/>
+          <w:b w:val="0"/>
+          <w:i w:val="0"/>
         </w:rPr>
-        <w:t>_</w:t>
-      </w:r>
-      <w:r>
-        <w:rPr>
-          <w:b/>
-        </w:rPr>
-        <w:t>_</w:t>
-      </w:r>
-      <w:r>
-        <w:rPr>
-          <w:b/>
-        </w:rPr>
-        <w:t>_</w:t>
-      </w:r>
-      <w:r>
-        <w:rPr>
-          <w:b/>
-        </w:rPr>
-        <w:t>_</w:t>
-      </w:r>
-      <w:r>
-        <w:rPr>
-          <w:b/>
-        </w:rPr>
-        <w:t>_</w:t>
-      </w:r>
-      <w:r>
-        <w:rPr>
-          <w:b/>
-        </w:rPr>
-        <w:t>_</w:t>
-      </w:r>
-      <w:r>
-        <w:rPr>
-          <w:b/>
-        </w:rPr>
-        <w:t>_</w:t>
-      </w:r>
-      <w:r>
-        <w:rPr>
-          <w:b/>
-        </w:rPr>
-        <w:t>_</w:t>
-      </w:r>
-      <w:r>
-        <w:rPr>
-          <w:b/>
-        </w:rPr>
-        <w:t>_</w:t>
-      </w:r>
-      <w:r>
-        <w:rPr>
-          <w:b/>
-        </w:rPr>
-        <w:t>_</w:t>
-      </w:r>
-      <w:r>
-        <w:rPr>
-          <w:b/>
-        </w:rPr>
-        <w:t>_</w:t>
-      </w:r>
-      <w:r>
-        <w:rPr>
-          <w:b/>
-        </w:rPr>
-        <w:t>_</w:t>
-      </w:r>
-      <w:r>
-        <w:rPr>
-          <w:b/>
-        </w:rPr>
-        <w:t>_</w:t>
+        <w:t>_________________________________________________________________</w:t>
       </w:r>
     </w:p>
     <w:p>
@@ -2707,81 +2944,10 @@
       </w:pPr>
       <w:r>
         <w:rPr>
-          <w:b/>
+          <w:b w:val="0"/>
+          <w:i w:val="0"/>
         </w:rPr>
-        <w:t>_</w:t>
-      </w:r>
-      <w:r>
-        <w:rPr>
-          <w:b/>
-        </w:rPr>
-        <w:t>_</w:t>
-      </w:r>
-      <w:r>
-        <w:rPr>
-          <w:b/>
-        </w:rPr>
-        <w:t>_</w:t>
-      </w:r>
-      <w:r>
-        <w:rPr>
-          <w:b/>
-        </w:rPr>
-        <w:t>_</w:t>
-      </w:r>
-      <w:r>
-        <w:rPr>
-          <w:b/>
-        </w:rPr>
-        <w:t>_</w:t>
-      </w:r>
-      <w:r>
-        <w:rPr>
-          <w:b/>
-        </w:rPr>
-        <w:t>_</w:t>
-      </w:r>
-      <w:r>
-        <w:rPr>
-          <w:b/>
-        </w:rPr>
-        <w:t>_</w:t>
-      </w:r>
-      <w:r>
-        <w:rPr>
-          <w:b/>
-        </w:rPr>
-        <w:t>_</w:t>
-      </w:r>
-      <w:r>
-        <w:rPr>
-          <w:b/>
-        </w:rPr>
-        <w:t>_</w:t>
-      </w:r>
-      <w:r>
-        <w:rPr>
-          <w:b/>
-        </w:rPr>
-        <w:t>_</w:t>
-      </w:r>
-      <w:r>
-        <w:rPr>
-          <w:b/>
-        </w:rPr>
-        <w:t>_</w:t>
-      </w:r>
-      <w:r>
-        <w:rPr>
-          <w:b/>
-        </w:rPr>
-        <w:t>_</w:t>
-      </w:r>
-      <w:r>
-        <w:rPr>
-          <w:b/>
-        </w:rPr>
-        <w:t>_</w:t>
+        <w:t>_________________________________________________________________</w:t>
       </w:r>
     </w:p>
     <w:p>
@@ -2797,81 +2963,10 @@
       </w:pPr>
       <w:r>
         <w:rPr>
-          <w:b/>
+          <w:b w:val="0"/>
+          <w:i w:val="0"/>
         </w:rPr>
-        <w:t>_</w:t>
-      </w:r>
-      <w:r>
-        <w:rPr>
-          <w:b/>
-        </w:rPr>
-        <w:t>_</w:t>
-      </w:r>
-      <w:r>
-        <w:rPr>
-          <w:b/>
-        </w:rPr>
-        <w:t>_</w:t>
-      </w:r>
-      <w:r>
-        <w:rPr>
-          <w:b/>
-        </w:rPr>
-        <w:t>_</w:t>
-      </w:r>
-      <w:r>
-        <w:rPr>
-          <w:b/>
-        </w:rPr>
-        <w:t>_</w:t>
-      </w:r>
-      <w:r>
-        <w:rPr>
-          <w:b/>
-        </w:rPr>
-        <w:t>_</w:t>
-      </w:r>
-      <w:r>
-        <w:rPr>
-          <w:b/>
-        </w:rPr>
-        <w:t>_</w:t>
-      </w:r>
-      <w:r>
-        <w:rPr>
-          <w:b/>
-        </w:rPr>
-        <w:t>_</w:t>
-      </w:r>
-      <w:r>
-        <w:rPr>
-          <w:b/>
-        </w:rPr>
-        <w:t>_</w:t>
-      </w:r>
-      <w:r>
-        <w:rPr>
-          <w:b/>
-        </w:rPr>
-        <w:t>_</w:t>
-      </w:r>
-      <w:r>
-        <w:rPr>
-          <w:b/>
-        </w:rPr>
-        <w:t>_</w:t>
-      </w:r>
-      <w:r>
-        <w:rPr>
-          <w:b/>
-        </w:rPr>
-        <w:t>_</w:t>
-      </w:r>
-      <w:r>
-        <w:rPr>
-          <w:b/>
-        </w:rPr>
-        <w:t>_</w:t>
+        <w:t>_________________________________________________________________</w:t>
       </w:r>
     </w:p>
     <w:p>
@@ -2882,6 +2977,8 @@
       <w:r>
         <w:rPr>
           <w:rFonts w:ascii="Consolas" w:hAnsi="Consolas"/>
+          <w:b w:val="0"/>
+          <w:i w:val="0"/>
           <w:sz w:val="19"/>
         </w:rPr>
         <w:t>`</w:t>
@@ -2899,21 +2996,35 @@
         <w:pStyle w:val="Heading3"/>
       </w:pPr>
       <w:r>
+        <w:rPr>
+          <w:b w:val="0"/>
+          <w:i w:val="0"/>
+        </w:rPr>
         <w:t>Activity 7 — Merge sort: complete the divide and merge diagram</w:t>
       </w:r>
     </w:p>
     <w:p>
       <w:r>
+        <w:rPr>
+          <w:b w:val="0"/>
+          <w:i w:val="0"/>
+        </w:rPr>
         <w:t xml:space="preserve">Merge sort the list </w:t>
       </w:r>
       <w:r>
         <w:rPr>
           <w:rFonts w:ascii="Consolas" w:hAnsi="Consolas"/>
+          <w:b w:val="0"/>
+          <w:i w:val="0"/>
           <w:sz w:val="19"/>
         </w:rPr>
         <w:t>[35, 12, 43, 8, 51, 24, 9, 16]</w:t>
       </w:r>
       <w:r>
+        <w:rPr>
+          <w:b w:val="0"/>
+          <w:i w:val="0"/>
+        </w:rPr>
         <w:t>.</w:t>
       </w:r>
     </w:p>
@@ -2921,19 +3032,29 @@
       <w:r>
         <w:rPr>
           <w:b/>
+          <w:i w:val="0"/>
         </w:rPr>
         <w:t>(a)</w:t>
       </w:r>
       <w:r>
+        <w:rPr>
+          <w:b w:val="0"/>
+          <w:i w:val="0"/>
+        </w:rPr>
         <w:t xml:space="preserve"> Complete the missing boxes </w:t>
       </w:r>
       <w:r>
         <w:rPr>
           <w:b/>
+          <w:i w:val="0"/>
         </w:rPr>
         <w:t>(i)–(v)</w:t>
       </w:r>
       <w:r>
+        <w:rPr>
+          <w:b w:val="0"/>
+          <w:i w:val="0"/>
+        </w:rPr>
         <w:t xml:space="preserve"> in the diagram.</w:t>
       </w:r>
     </w:p>
@@ -2941,10 +3062,15 @@
       <w:r>
         <w:rPr>
           <w:b/>
+          <w:i w:val="0"/>
         </w:rPr>
         <w:t>DIVIDE</w:t>
       </w:r>
       <w:r>
+        <w:rPr>
+          <w:b w:val="0"/>
+          <w:i w:val="0"/>
+        </w:rPr>
         <w:t xml:space="preserve"> (halve repeatedly until every sublist has one element):</w:t>
       </w:r>
     </w:p>
@@ -2970,18 +3096,21 @@
         <w:t xml:space="preserve">     /    \          /    \             /    \          /    \</w:t>
         <w:br/>
         <w:t xml:space="preserve">  [35]   [12]     [43]   [8]         [51]  [24]      [9]   [16]</w:t>
-        <w:br/>
-        <w:t>@@SPACE:12@@</w:t>
       </w:r>
     </w:p>
     <w:p>
       <w:r>
         <w:rPr>
           <w:b/>
+          <w:i w:val="0"/>
         </w:rPr>
         <w:t>MERGE</w:t>
       </w:r>
       <w:r>
+        <w:rPr>
+          <w:b w:val="0"/>
+          <w:i w:val="0"/>
+        </w:rPr>
         <w:t xml:space="preserve"> (combine pairs back together, in order, comparing front elements):</w:t>
       </w:r>
     </w:p>
@@ -3009,116 +3138,115 @@
       <w:r>
         <w:rPr>
           <w:b/>
+          <w:i w:val="0"/>
         </w:rPr>
         <w:t>(b)</w:t>
       </w:r>
       <w:r>
+        <w:rPr>
+          <w:b w:val="0"/>
+          <w:i w:val="0"/>
+        </w:rPr>
         <w:t xml:space="preserve"> For this list of </w:t>
       </w:r>
       <w:r>
         <w:rPr>
           <w:b/>
+          <w:i w:val="0"/>
         </w:rPr>
         <w:t>8</w:t>
       </w:r>
       <w:r>
+        <w:rPr>
+          <w:b w:val="0"/>
+          <w:i w:val="0"/>
+        </w:rPr>
         <w:t xml:space="preserve"> items, how many </w:t>
       </w:r>
       <w:r>
         <w:rPr>
           <w:b/>
+          <w:i w:val="0"/>
         </w:rPr>
         <w:t>levels of dividing</w:t>
       </w:r>
       <w:r>
-        <w:t xml:space="preserve"> are needed to reach single-element lists? </w:t>
+        <w:rPr>
+          <w:b w:val="0"/>
+          <w:i w:val="0"/>
+        </w:rPr>
+        <w:t xml:space="preserve"> are needed to reach single-element lists? ______ How is this number related to </w:t>
       </w:r>
       <w:r>
         <w:rPr>
-          <w:b/>
-        </w:rPr>
-        <w:t>_</w:t>
-      </w:r>
-      <w:r>
-        <w:t xml:space="preserve">_ How is this number related to </w:t>
-      </w:r>
-      <w:r>
-        <w:rPr>
+          <w:b w:val="0"/>
           <w:i/>
         </w:rPr>
         <w:t>n</w:t>
       </w:r>
       <w:r>
-        <w:t xml:space="preserve"> = 8? </w:t>
-      </w:r>
-      <w:r>
         <w:rPr>
-          <w:b/>
+          <w:b w:val="0"/>
+          <w:i w:val="0"/>
         </w:rPr>
-        <w:t>_</w:t>
-      </w:r>
-      <w:r>
-        <w:rPr>
-          <w:b/>
-        </w:rPr>
-        <w:t>_</w:t>
-      </w:r>
-      <w:r>
-        <w:rPr>
-          <w:b/>
-        </w:rPr>
+        <w:t xml:space="preserve"> = 8? ______________</w:t>
       </w:r>
     </w:p>
     <w:p>
       <w:r>
         <w:rPr>
           <w:b/>
+          <w:i w:val="0"/>
         </w:rPr>
         <w:t>(c)</w:t>
       </w:r>
       <w:r>
+        <w:rPr>
+          <w:b w:val="0"/>
+          <w:i w:val="0"/>
+        </w:rPr>
         <w:t xml:space="preserve"> Approximately how much work (comparisons/copies) is done at </w:t>
       </w:r>
       <w:r>
         <w:rPr>
           <w:b/>
+          <w:i w:val="0"/>
         </w:rPr>
         <w:t>each merge level</w:t>
       </w:r>
       <w:r>
+        <w:rPr>
+          <w:b w:val="0"/>
+          <w:i w:val="0"/>
+        </w:rPr>
         <w:t xml:space="preserve">, in terms of </w:t>
       </w:r>
       <w:r>
         <w:rPr>
+          <w:b w:val="0"/>
           <w:i/>
         </w:rPr>
         <w:t>n</w:t>
       </w:r>
       <w:r>
-        <w:t xml:space="preserve">? </w:t>
+        <w:rPr>
+          <w:b w:val="0"/>
+          <w:i w:val="0"/>
+        </w:rPr>
+        <w:t xml:space="preserve">? ______________ Hence state why merge sort is </w:t>
       </w:r>
       <w:r>
         <w:rPr>
           <w:b/>
-        </w:rPr>
-        <w:t>_</w:t>
-      </w:r>
-      <w:r>
-        <w:rPr>
-          <w:b/>
-        </w:rPr>
-        <w:t>_</w:t>
-      </w:r>
-      <w:r>
-        <w:t xml:space="preserve">____ Hence state why merge sort is </w:t>
-      </w:r>
-      <w:r>
-        <w:rPr>
-          <w:b/>
+          <w:i w:val="0"/>
         </w:rPr>
         <w:t>O(n log n)</w:t>
       </w:r>
       <w:r>
+        <w:rPr>
+          <w:b w:val="0"/>
+          <w:i w:val="0"/>
+        </w:rPr>
         <w:t>.</w:t>
       </w:r>
     </w:p>
@@ -3141,67 +3269,30 @@
       <w:r>
         <w:rPr>
           <w:b/>
+          <w:i w:val="0"/>
         </w:rPr>
         <w:t>(d)</w:t>
       </w:r>
       <w:r>
+        <w:rPr>
+          <w:b w:val="0"/>
+          <w:i w:val="0"/>
+        </w:rPr>
         <w:t xml:space="preserve"> Unlike quicksort, merge sort's worst case is still O(n log n). Give the </w:t>
       </w:r>
       <w:r>
         <w:rPr>
           <w:b/>
+          <w:i w:val="0"/>
         </w:rPr>
         <w:t>cost</w:t>
       </w:r>
       <w:r>
-        <w:t xml:space="preserve"> merge sort pays for this reliability. </w:t>
-      </w:r>
-      <w:r>
         <w:rPr>
-          <w:b/>
+          <w:b w:val="0"/>
+          <w:i w:val="0"/>
         </w:rPr>
-        <w:t>_</w:t>
-      </w:r>
-      <w:r>
-        <w:rPr>
-          <w:b/>
-        </w:rPr>
-        <w:t>_</w:t>
-      </w:r>
-      <w:r>
-        <w:rPr>
-          <w:b/>
-        </w:rPr>
-        <w:t>_</w:t>
-      </w:r>
-      <w:r>
-        <w:rPr>
-          <w:b/>
-        </w:rPr>
-        <w:t>_</w:t>
-      </w:r>
-      <w:r>
-        <w:rPr>
-          <w:b/>
-        </w:rPr>
-        <w:t>_</w:t>
-      </w:r>
-      <w:r>
-        <w:rPr>
-          <w:b/>
-        </w:rPr>
-        <w:t>_</w:t>
-      </w:r>
-      <w:r>
-        <w:rPr>
-          <w:b/>
-        </w:rPr>
-        <w:t>_</w:t>
-      </w:r>
-      <w:r>
-        <w:rPr>
-          <w:b/>
-        </w:rPr>
+        <w:t xml:space="preserve"> merge sort pays for this reliability. ______________________________________</w:t>
       </w:r>
     </w:p>
     <w:p>
@@ -3216,30 +3307,49 @@
         <w:pStyle w:val="Heading3"/>
       </w:pPr>
       <w:r>
+        <w:rPr>
+          <w:b w:val="0"/>
+          <w:i w:val="0"/>
+        </w:rPr>
         <w:t>Activity 8 — A* vs Dijkstra: which and why?</w:t>
       </w:r>
     </w:p>
     <w:p>
       <w:r>
+        <w:rPr>
+          <w:b w:val="0"/>
+          <w:i w:val="0"/>
+        </w:rPr>
         <w:t xml:space="preserve">Weighted, undirected graph (edge list) and a heuristic estimate </w:t>
       </w:r>
       <w:r>
         <w:rPr>
           <w:rFonts w:ascii="Consolas" w:hAnsi="Consolas"/>
+          <w:b w:val="0"/>
+          <w:i w:val="0"/>
           <w:sz w:val="19"/>
         </w:rPr>
         <w:t>h(n)</w:t>
       </w:r>
       <w:r>
+        <w:rPr>
+          <w:b w:val="0"/>
+          <w:i w:val="0"/>
+        </w:rPr>
         <w:t xml:space="preserve"> of the distance from each node to the goal </w:t>
       </w:r>
       <w:r>
         <w:rPr>
           <w:b/>
+          <w:i w:val="0"/>
         </w:rPr>
         <w:t>G</w:t>
       </w:r>
       <w:r>
+        <w:rPr>
+          <w:b w:val="0"/>
+          <w:i w:val="0"/>
+        </w:rPr>
         <w:t>:</w:t>
       </w:r>
     </w:p>
@@ -3289,6 +3399,7 @@
             <w:r>
               <w:rPr>
                 <w:b/>
+                <w:i w:val="0"/>
               </w:rPr>
               <w:t>Node</w:t>
             </w:r>
@@ -3308,6 +3419,7 @@
             <w:r>
               <w:rPr>
                 <w:b/>
+                <w:i w:val="0"/>
               </w:rPr>
               <w:t>S</w:t>
             </w:r>
@@ -3327,6 +3439,7 @@
             <w:r>
               <w:rPr>
                 <w:b/>
+                <w:i w:val="0"/>
               </w:rPr>
               <w:t>A</w:t>
             </w:r>
@@ -3346,6 +3459,7 @@
             <w:r>
               <w:rPr>
                 <w:b/>
+                <w:i w:val="0"/>
               </w:rPr>
               <w:t>B</w:t>
             </w:r>
@@ -3365,6 +3479,7 @@
             <w:r>
               <w:rPr>
                 <w:b/>
+                <w:i w:val="0"/>
               </w:rPr>
               <w:t>C</w:t>
             </w:r>
@@ -3384,6 +3499,7 @@
             <w:r>
               <w:rPr>
                 <w:b/>
+                <w:i w:val="0"/>
               </w:rPr>
               <w:t>D</w:t>
             </w:r>
@@ -3403,6 +3519,7 @@
             <w:r>
               <w:rPr>
                 <w:b/>
+                <w:i w:val="0"/>
               </w:rPr>
               <w:t>G</w:t>
             </w:r>
@@ -3417,6 +3534,10 @@
           <w:p>
             <w:r/>
             <w:r>
+              <w:rPr>
+                <w:b w:val="0"/>
+                <w:i w:val="0"/>
+              </w:rPr>
               <w:t>h(n)</w:t>
             </w:r>
           </w:p>
@@ -3428,6 +3549,10 @@
           <w:p>
             <w:r/>
             <w:r>
+              <w:rPr>
+                <w:b w:val="0"/>
+                <w:i w:val="0"/>
+              </w:rPr>
               <w:t>7</w:t>
             </w:r>
           </w:p>
@@ -3439,6 +3564,10 @@
           <w:p>
             <w:r/>
             <w:r>
+              <w:rPr>
+                <w:b w:val="0"/>
+                <w:i w:val="0"/>
+              </w:rPr>
               <w:t>6</w:t>
             </w:r>
           </w:p>
@@ -3450,6 +3579,10 @@
           <w:p>
             <w:r/>
             <w:r>
+              <w:rPr>
+                <w:b w:val="0"/>
+                <w:i w:val="0"/>
+              </w:rPr>
               <w:t>4</w:t>
             </w:r>
           </w:p>
@@ -3461,6 +3594,10 @@
           <w:p>
             <w:r/>
             <w:r>
+              <w:rPr>
+                <w:b w:val="0"/>
+                <w:i w:val="0"/>
+              </w:rPr>
               <w:t>3</w:t>
             </w:r>
           </w:p>
@@ -3472,6 +3609,10 @@
           <w:p>
             <w:r/>
             <w:r>
+              <w:rPr>
+                <w:b w:val="0"/>
+                <w:i w:val="0"/>
+              </w:rPr>
               <w:t>9</w:t>
             </w:r>
           </w:p>
@@ -3483,6 +3624,10 @@
           <w:p>
             <w:r/>
             <w:r>
+              <w:rPr>
+                <w:b w:val="0"/>
+                <w:i w:val="0"/>
+              </w:rPr>
               <w:t>0</w:t>
             </w:r>
           </w:p>
@@ -3494,19 +3639,29 @@
       <w:r>
         <w:rPr>
           <w:b/>
+          <w:i w:val="0"/>
         </w:rPr>
         <w:t>(a) Dijkstra from S.</w:t>
       </w:r>
       <w:r>
+        <w:rPr>
+          <w:b w:val="0"/>
+          <w:i w:val="0"/>
+        </w:rPr>
         <w:t xml:space="preserve"> Complete the table (settle the unvisited node with the smallest distance each round) and write the </w:t>
       </w:r>
       <w:r>
         <w:rPr>
           <w:b/>
+          <w:i w:val="0"/>
         </w:rPr>
         <w:t>order the nodes are settled</w:t>
       </w:r>
       <w:r>
+        <w:rPr>
+          <w:b w:val="0"/>
+          <w:i w:val="0"/>
+        </w:rPr>
         <w:t>.</w:t>
       </w:r>
     </w:p>
@@ -3540,6 +3695,7 @@
             <w:r>
               <w:rPr>
                 <w:b/>
+                <w:i w:val="0"/>
               </w:rPr>
               <w:t>Settled (order)</w:t>
             </w:r>
@@ -3559,6 +3715,7 @@
             <w:r>
               <w:rPr>
                 <w:b/>
+                <w:i w:val="0"/>
               </w:rPr>
               <w:t>S</w:t>
             </w:r>
@@ -3578,6 +3735,7 @@
             <w:r>
               <w:rPr>
                 <w:b/>
+                <w:i w:val="0"/>
               </w:rPr>
               <w:t>A</w:t>
             </w:r>
@@ -3597,6 +3755,7 @@
             <w:r>
               <w:rPr>
                 <w:b/>
+                <w:i w:val="0"/>
               </w:rPr>
               <w:t>B</w:t>
             </w:r>
@@ -3616,6 +3775,7 @@
             <w:r>
               <w:rPr>
                 <w:b/>
+                <w:i w:val="0"/>
               </w:rPr>
               <w:t>C</w:t>
             </w:r>
@@ -3635,6 +3795,7 @@
             <w:r>
               <w:rPr>
                 <w:b/>
+                <w:i w:val="0"/>
               </w:rPr>
               <w:t>D</w:t>
             </w:r>
@@ -3654,6 +3815,7 @@
             <w:r>
               <w:rPr>
                 <w:b/>
+                <w:i w:val="0"/>
               </w:rPr>
               <w:t>G</w:t>
             </w:r>
@@ -3668,6 +3830,10 @@
           <w:p>
             <w:r/>
             <w:r>
+              <w:rPr>
+                <w:b w:val="0"/>
+                <w:i w:val="0"/>
+              </w:rPr>
               <w:t>Initial</w:t>
             </w:r>
           </w:p>
@@ -3679,6 +3845,10 @@
           <w:p>
             <w:r/>
             <w:r>
+              <w:rPr>
+                <w:b w:val="0"/>
+                <w:i w:val="0"/>
+              </w:rPr>
               <w:t>0</w:t>
             </w:r>
           </w:p>
@@ -3690,6 +3860,10 @@
           <w:p>
             <w:r/>
             <w:r>
+              <w:rPr>
+                <w:b w:val="0"/>
+                <w:i w:val="0"/>
+              </w:rPr>
               <w:t>∞</w:t>
             </w:r>
           </w:p>
@@ -3701,6 +3875,10 @@
           <w:p>
             <w:r/>
             <w:r>
+              <w:rPr>
+                <w:b w:val="0"/>
+                <w:i w:val="0"/>
+              </w:rPr>
               <w:t>∞</w:t>
             </w:r>
           </w:p>
@@ -3712,6 +3890,10 @@
           <w:p>
             <w:r/>
             <w:r>
+              <w:rPr>
+                <w:b w:val="0"/>
+                <w:i w:val="0"/>
+              </w:rPr>
               <w:t>∞</w:t>
             </w:r>
           </w:p>
@@ -3723,6 +3905,10 @@
           <w:p>
             <w:r/>
             <w:r>
+              <w:rPr>
+                <w:b w:val="0"/>
+                <w:i w:val="0"/>
+              </w:rPr>
               <w:t>∞</w:t>
             </w:r>
           </w:p>
@@ -3734,6 +3920,10 @@
           <w:p>
             <w:r/>
             <w:r>
+              <w:rPr>
+                <w:b w:val="0"/>
+                <w:i w:val="0"/>
+              </w:rPr>
               <w:t>∞</w:t>
             </w:r>
           </w:p>
@@ -4091,91 +4281,88 @@
     <w:p/>
     <w:p>
       <w:r>
-        <w:t xml:space="preserve">Settle order: </w:t>
-      </w:r>
-      <w:r>
         <w:rPr>
-          <w:b/>
+          <w:b w:val="0"/>
+          <w:i w:val="0"/>
         </w:rPr>
-        <w:t xml:space="preserve">__ → </w:t>
-      </w:r>
-      <w:r>
-        <w:rPr>
-          <w:b/>
-        </w:rPr>
-        <w:t xml:space="preserve"> → </w:t>
-      </w:r>
-      <w:r>
-        <w:rPr>
-          <w:b/>
-        </w:rPr>
-        <w:t xml:space="preserve"> → </w:t>
-      </w:r>
-      <w:r>
-        <w:rPr>
-          <w:b/>
-        </w:rPr>
-        <w:t xml:space="preserve"> → </w:t>
-      </w:r>
-      <w:r>
-        <w:rPr>
-          <w:b/>
-        </w:rPr>
-        <w:t xml:space="preserve"> → </w:t>
-      </w:r>
-      <w:r>
-        <w:rPr>
-          <w:b/>
-        </w:rPr>
+        <w:t>Settle order: ____ → ____ → ____ → ____ → ____ → ____</w:t>
       </w:r>
     </w:p>
     <w:p>
       <w:r>
         <w:rPr>
           <w:b/>
+          <w:i w:val="0"/>
         </w:rPr>
-        <w:t>(b) A\* from S to G.</w:t>
+        <w:t>(b) A* from S to G.</w:t>
       </w:r>
       <w:r>
+        <w:rPr>
+          <w:b w:val="0"/>
+          <w:i w:val="0"/>
+        </w:rPr>
         <w:t xml:space="preserve"> Each time you expand a node, record it with its </w:t>
       </w:r>
       <w:r>
         <w:rPr>
           <w:rFonts w:ascii="Consolas" w:hAnsi="Consolas"/>
+          <w:b w:val="0"/>
+          <w:i w:val="0"/>
           <w:sz w:val="19"/>
         </w:rPr>
         <w:t>g</w:t>
       </w:r>
       <w:r>
+        <w:rPr>
+          <w:b w:val="0"/>
+          <w:i w:val="0"/>
+        </w:rPr>
         <w:t xml:space="preserve">, </w:t>
       </w:r>
       <w:r>
         <w:rPr>
           <w:rFonts w:ascii="Consolas" w:hAnsi="Consolas"/>
+          <w:b w:val="0"/>
+          <w:i w:val="0"/>
           <w:sz w:val="19"/>
         </w:rPr>
         <w:t>h</w:t>
       </w:r>
       <w:r>
+        <w:rPr>
+          <w:b w:val="0"/>
+          <w:i w:val="0"/>
+        </w:rPr>
         <w:t xml:space="preserve"> and </w:t>
       </w:r>
       <w:r>
         <w:rPr>
           <w:rFonts w:ascii="Consolas" w:hAnsi="Consolas"/>
+          <w:b w:val="0"/>
+          <w:i w:val="0"/>
           <w:sz w:val="19"/>
         </w:rPr>
         <w:t>f = g + h</w:t>
       </w:r>
       <w:r>
+        <w:rPr>
+          <w:b w:val="0"/>
+          <w:i w:val="0"/>
+        </w:rPr>
         <w:t xml:space="preserve">. Always expand the open node with the </w:t>
       </w:r>
       <w:r>
         <w:rPr>
           <w:b/>
+          <w:i w:val="0"/>
         </w:rPr>
         <w:t>lowest f</w:t>
       </w:r>
       <w:r>
+        <w:rPr>
+          <w:b w:val="0"/>
+          <w:i w:val="0"/>
+        </w:rPr>
         <w:t>. Stop when G is expanded.</w:t>
       </w:r>
     </w:p>
@@ -4206,6 +4393,7 @@
             <w:r>
               <w:rPr>
                 <w:b/>
+                <w:i w:val="0"/>
               </w:rPr>
               <w:t>Node expanded</w:t>
             </w:r>
@@ -4225,6 +4413,7 @@
             <w:r>
               <w:rPr>
                 <w:b/>
+                <w:i w:val="0"/>
               </w:rPr>
               <w:t>g(n)</w:t>
             </w:r>
@@ -4244,6 +4433,7 @@
             <w:r>
               <w:rPr>
                 <w:b/>
+                <w:i w:val="0"/>
               </w:rPr>
               <w:t>h(n)</w:t>
             </w:r>
@@ -4263,6 +4453,7 @@
             <w:r>
               <w:rPr>
                 <w:b/>
+                <w:i w:val="0"/>
               </w:rPr>
               <w:t>f(n)</w:t>
             </w:r>
@@ -4277,6 +4468,10 @@
           <w:p>
             <w:r/>
             <w:r>
+              <w:rPr>
+                <w:b w:val="0"/>
+                <w:i w:val="0"/>
+              </w:rPr>
               <w:t>S</w:t>
             </w:r>
           </w:p>
@@ -4288,6 +4483,10 @@
           <w:p>
             <w:r/>
             <w:r>
+              <w:rPr>
+                <w:b w:val="0"/>
+                <w:i w:val="0"/>
+              </w:rPr>
               <w:t>0</w:t>
             </w:r>
           </w:p>
@@ -4299,6 +4498,10 @@
           <w:p>
             <w:r/>
             <w:r>
+              <w:rPr>
+                <w:b w:val="0"/>
+                <w:i w:val="0"/>
+              </w:rPr>
               <w:t>7</w:t>
             </w:r>
           </w:p>
@@ -4310,6 +4513,10 @@
           <w:p>
             <w:r/>
             <w:r>
+              <w:rPr>
+                <w:b w:val="0"/>
+                <w:i w:val="0"/>
+              </w:rPr>
               <w:t>7</w:t>
             </w:r>
           </w:p>
@@ -4455,74 +4662,87 @@
     <w:p/>
     <w:p>
       <w:r>
+        <w:rPr>
+          <w:b w:val="0"/>
+          <w:i w:val="0"/>
+        </w:rPr>
         <w:t xml:space="preserve">Shortest path S → G: </w:t>
       </w:r>
       <w:r>
         <w:rPr>
           <w:rFonts w:ascii="Consolas" w:hAnsi="Consolas"/>
+          <w:b w:val="0"/>
+          <w:i w:val="0"/>
           <w:sz w:val="19"/>
         </w:rPr>
         <w:t>____ → ____ → ____ → ____ → ____</w:t>
       </w:r>
       <w:r>
-        <w:t xml:space="preserve">  Distance: </w:t>
-      </w:r>
-      <w:r>
         <w:rPr>
-          <w:b/>
+          <w:b w:val="0"/>
+          <w:i w:val="0"/>
         </w:rPr>
-        <w:t>_</w:t>
-      </w:r>
-      <w:r>
-        <w:t>_</w:t>
+        <w:t xml:space="preserve">  Distance: ______</w:t>
       </w:r>
     </w:p>
     <w:p>
       <w:r>
         <w:rPr>
           <w:b/>
+          <w:i w:val="0"/>
         </w:rPr>
         <w:t>(c)</w:t>
       </w:r>
       <w:r>
+        <w:rPr>
+          <w:b w:val="0"/>
+          <w:i w:val="0"/>
+        </w:rPr>
         <w:t xml:space="preserve"> Which node does </w:t>
       </w:r>
       <w:r>
         <w:rPr>
           <w:b/>
+          <w:i w:val="0"/>
         </w:rPr>
         <w:t>Dijkstra settle</w:t>
       </w:r>
       <w:r>
+        <w:rPr>
+          <w:b w:val="0"/>
+          <w:i w:val="0"/>
+        </w:rPr>
         <w:t xml:space="preserve"> but </w:t>
       </w:r>
       <w:r>
         <w:rPr>
           <w:b/>
+          <w:i w:val="0"/>
         </w:rPr>
-        <w:t>A\* never expands</w:t>
-      </w:r>
-      <w:r>
-        <w:t xml:space="preserve">? </w:t>
+        <w:t>A* never expands</w:t>
       </w:r>
       <w:r>
         <w:rPr>
-          <w:b/>
+          <w:b w:val="0"/>
+          <w:i w:val="0"/>
         </w:rPr>
-        <w:t>_</w:t>
-      </w:r>
-      <w:r>
-        <w:t xml:space="preserve">_ Use its </w:t>
+        <w:t xml:space="preserve">? ______ Use its </w:t>
       </w:r>
       <w:r>
         <w:rPr>
           <w:rFonts w:ascii="Consolas" w:hAnsi="Consolas"/>
+          <w:b w:val="0"/>
+          <w:i w:val="0"/>
           <w:sz w:val="19"/>
         </w:rPr>
         <w:t>f</w:t>
       </w:r>
       <w:r>
-        <w:t xml:space="preserve"> value to explain why A\* ignores it.</w:t>
+        <w:rPr>
+          <w:b w:val="0"/>
+          <w:i w:val="0"/>
+        </w:rPr>
+        <w:t xml:space="preserve"> value to explain why A* ignores it.</w:t>
       </w:r>
     </w:p>
     <w:p>
@@ -4544,28 +4764,43 @@
       <w:r>
         <w:rPr>
           <w:b/>
+          <w:i w:val="0"/>
         </w:rPr>
         <w:t>(d) Decision.</w:t>
       </w:r>
       <w:r>
+        <w:rPr>
+          <w:b w:val="0"/>
+          <w:i w:val="0"/>
+        </w:rPr>
         <w:t xml:space="preserve"> A satnav needs the route from one start to </w:t>
       </w:r>
       <w:r>
         <w:rPr>
           <w:b/>
+          <w:i w:val="0"/>
         </w:rPr>
         <w:t>one destination</w:t>
       </w:r>
       <w:r>
+        <w:rPr>
+          <w:b w:val="0"/>
+          <w:i w:val="0"/>
+        </w:rPr>
         <w:t xml:space="preserve"> on a map where straight-line distances are known. A network-monitoring tool needs the shortest routes from one server to </w:t>
       </w:r>
       <w:r>
         <w:rPr>
           <w:b/>
+          <w:i w:val="0"/>
         </w:rPr>
         <w:t>every</w:t>
       </w:r>
       <w:r>
+        <w:rPr>
+          <w:b w:val="0"/>
+          <w:i w:val="0"/>
+        </w:rPr>
         <w:t xml:space="preserve"> other node. State, with a reason, which algorithm suits each task.</w:t>
       </w:r>
     </w:p>
@@ -4596,46 +4831,63 @@
         <w:pStyle w:val="Heading2"/>
       </w:pPr>
       <w:r>
+        <w:rPr>
+          <w:b w:val="0"/>
+          <w:i w:val="0"/>
+        </w:rPr>
         <w:t>Section B — Exam practice (30 marks)</w:t>
       </w:r>
     </w:p>
     <w:p>
       <w:r>
         <w:rPr>
+          <w:b w:val="0"/>
           <w:i/>
         </w:rPr>
-        <w:t>Answer all questions. Questions marked with an asterisk (\</w:t>
-      </w:r>
-      <w:r>
-        <w:t>) assess the quality of your extended response. All code must be written in OCR Exam Reference Language.*</w:t>
+        <w:t>Answer all questions. Questions marked with an asterisk (*) assess the quality of your extended response. All code must be written in OCR Exam Reference Language.</w:t>
       </w:r>
     </w:p>
     <w:p>
       <w:r>
         <w:rPr>
           <w:b/>
+          <w:i w:val="0"/>
         </w:rPr>
         <w:t>Q1.</w:t>
       </w:r>
       <w:r>
+        <w:rPr>
+          <w:b w:val="0"/>
+          <w:i w:val="0"/>
+        </w:rPr>
         <w:t xml:space="preserve"> State the </w:t>
       </w:r>
       <w:r>
         <w:rPr>
           <w:b/>
+          <w:i w:val="0"/>
         </w:rPr>
         <w:t>worst-case</w:t>
       </w:r>
       <w:r>
+        <w:rPr>
+          <w:b w:val="0"/>
+          <w:i w:val="0"/>
+        </w:rPr>
         <w:t xml:space="preserve"> time complexity of quicksort in Big O notation, and describe a situation in which this worst case occurs. </w:t>
       </w:r>
       <w:r>
         <w:rPr>
           <w:b/>
+          <w:i w:val="0"/>
         </w:rPr>
         <w:t>[2]</w:t>
       </w:r>
       <w:r>
+        <w:rPr>
+          <w:b w:val="0"/>
+          <w:i w:val="0"/>
+        </w:rPr>
         <w:t xml:space="preserve"> (AO1)</w:t>
       </w:r>
     </w:p>
@@ -4667,30 +4919,47 @@
       <w:r>
         <w:rPr>
           <w:b/>
+          <w:i w:val="0"/>
         </w:rPr>
         <w:t>Q2.</w:t>
       </w:r>
       <w:r>
+        <w:rPr>
+          <w:b w:val="0"/>
+          <w:i w:val="0"/>
+        </w:rPr>
         <w:t xml:space="preserve"> The following procedure is written in OCR Exam Reference Language, where </w:t>
       </w:r>
       <w:r>
         <w:rPr>
           <w:rFonts w:ascii="Consolas" w:hAnsi="Consolas"/>
+          <w:b w:val="0"/>
+          <w:i w:val="0"/>
           <w:sz w:val="19"/>
         </w:rPr>
         <w:t>n</w:t>
       </w:r>
       <w:r>
+        <w:rPr>
+          <w:b w:val="0"/>
+          <w:i w:val="0"/>
+        </w:rPr>
         <w:t xml:space="preserve"> is the number of elements in the array </w:t>
       </w:r>
       <w:r>
         <w:rPr>
           <w:rFonts w:ascii="Consolas" w:hAnsi="Consolas"/>
+          <w:b w:val="0"/>
+          <w:i w:val="0"/>
           <w:sz w:val="19"/>
         </w:rPr>
         <w:t>arr</w:t>
       </w:r>
       <w:r>
+        <w:rPr>
+          <w:b w:val="0"/>
+          <w:i w:val="0"/>
+        </w:rPr>
         <w:t>.</w:t>
       </w:r>
     </w:p>
@@ -4720,24 +4989,38 @@
     </w:p>
     <w:p>
       <w:r>
+        <w:rPr>
+          <w:b w:val="0"/>
+          <w:i w:val="0"/>
+        </w:rPr>
         <w:t xml:space="preserve">Determine, with justification, the </w:t>
       </w:r>
       <w:r>
         <w:rPr>
           <w:b/>
+          <w:i w:val="0"/>
         </w:rPr>
         <w:t>time complexity</w:t>
       </w:r>
       <w:r>
+        <w:rPr>
+          <w:b w:val="0"/>
+          <w:i w:val="0"/>
+        </w:rPr>
         <w:t xml:space="preserve"> of this procedure in Big O notation. </w:t>
       </w:r>
       <w:r>
         <w:rPr>
           <w:b/>
+          <w:i w:val="0"/>
         </w:rPr>
         <w:t>[3]</w:t>
       </w:r>
       <w:r>
+        <w:rPr>
+          <w:b w:val="0"/>
+          <w:i w:val="0"/>
+        </w:rPr>
         <w:t xml:space="preserve"> (AO2)</w:t>
       </w:r>
     </w:p>
@@ -4777,30 +5060,47 @@
       <w:r>
         <w:rPr>
           <w:b/>
+          <w:i w:val="0"/>
         </w:rPr>
         <w:t>Q3.</w:t>
       </w:r>
       <w:r>
+        <w:rPr>
+          <w:b w:val="0"/>
+          <w:i w:val="0"/>
+        </w:rPr>
         <w:t xml:space="preserve"> The following algorithm searches the sorted array </w:t>
       </w:r>
       <w:r>
         <w:rPr>
           <w:rFonts w:ascii="Consolas" w:hAnsi="Consolas"/>
+          <w:b w:val="0"/>
+          <w:i w:val="0"/>
           <w:sz w:val="19"/>
         </w:rPr>
         <w:t>arr = [4, 9, 15, 22, 30, 41, 56, 70]</w:t>
       </w:r>
       <w:r>
+        <w:rPr>
+          <w:b w:val="0"/>
+          <w:i w:val="0"/>
+        </w:rPr>
         <w:t xml:space="preserve"> (indexes 0–7) for </w:t>
       </w:r>
       <w:r>
         <w:rPr>
           <w:rFonts w:ascii="Consolas" w:hAnsi="Consolas"/>
+          <w:b w:val="0"/>
+          <w:i w:val="0"/>
           <w:sz w:val="19"/>
         </w:rPr>
         <w:t>target = 10</w:t>
       </w:r>
       <w:r>
+        <w:rPr>
+          <w:b w:val="0"/>
+          <w:i w:val="0"/>
+        </w:rPr>
         <w:t>.</w:t>
       </w:r>
     </w:p>
@@ -4852,15 +5152,24 @@
     </w:p>
     <w:p>
       <w:r>
+        <w:rPr>
+          <w:b w:val="0"/>
+          <w:i w:val="0"/>
+        </w:rPr>
         <w:t xml:space="preserve">&amp;nbsp;&amp;nbsp;(i) Complete the trace table, adding one row for each iteration of the while loop. </w:t>
       </w:r>
       <w:r>
         <w:rPr>
           <w:b/>
+          <w:i w:val="0"/>
         </w:rPr>
         <w:t>[3]</w:t>
       </w:r>
       <w:r>
+        <w:rPr>
+          <w:b w:val="0"/>
+          <w:i w:val="0"/>
+        </w:rPr>
         <w:t xml:space="preserve"> (AO2)</w:t>
       </w:r>
     </w:p>
@@ -4924,6 +5233,7 @@
             <w:r>
               <w:rPr>
                 <w:b/>
+                <w:i w:val="0"/>
               </w:rPr>
               <w:t>low</w:t>
             </w:r>
@@ -4943,6 +5253,7 @@
             <w:r>
               <w:rPr>
                 <w:b/>
+                <w:i w:val="0"/>
               </w:rPr>
               <w:t>high</w:t>
             </w:r>
@@ -4962,6 +5273,7 @@
             <w:r>
               <w:rPr>
                 <w:b/>
+                <w:i w:val="0"/>
               </w:rPr>
               <w:t>mid</w:t>
             </w:r>
@@ -4981,6 +5293,7 @@
             <w:r>
               <w:rPr>
                 <w:b/>
+                <w:i w:val="0"/>
               </w:rPr>
               <w:t>arr[mid]</w:t>
             </w:r>
@@ -5000,6 +5313,7 @@
             <w:r>
               <w:rPr>
                 <w:b/>
+                <w:i w:val="0"/>
               </w:rPr>
               <w:t>found</w:t>
             </w:r>
@@ -5014,6 +5328,10 @@
           <w:p>
             <w:r/>
             <w:r>
+              <w:rPr>
+                <w:b w:val="0"/>
+                <w:i w:val="0"/>
+              </w:rPr>
               <w:t>0</w:t>
             </w:r>
           </w:p>
@@ -5025,6 +5343,10 @@
           <w:p>
             <w:r/>
             <w:r>
+              <w:rPr>
+                <w:b w:val="0"/>
+                <w:i w:val="0"/>
+              </w:rPr>
               <w:t>7</w:t>
             </w:r>
           </w:p>
@@ -5142,15 +5464,24 @@
     <w:p/>
     <w:p>
       <w:r>
+        <w:rPr>
+          <w:b w:val="0"/>
+          <w:i w:val="0"/>
+        </w:rPr>
         <w:t xml:space="preserve">&amp;nbsp;&amp;nbsp;(ii) State the value printed when the algorithm ends. </w:t>
       </w:r>
       <w:r>
         <w:rPr>
           <w:b/>
+          <w:i w:val="0"/>
         </w:rPr>
         <w:t>[1]</w:t>
       </w:r>
       <w:r>
+        <w:rPr>
+          <w:b w:val="0"/>
+          <w:i w:val="0"/>
+        </w:rPr>
         <w:t xml:space="preserve"> (AO2)</w:t>
       </w:r>
     </w:p>
@@ -5174,97 +5505,153 @@
       <w:r>
         <w:rPr>
           <w:b/>
+          <w:i w:val="0"/>
         </w:rPr>
         <w:t>Q4.</w:t>
       </w:r>
       <w:r>
+        <w:rPr>
+          <w:b w:val="0"/>
+          <w:i w:val="0"/>
+        </w:rPr>
         <w:t xml:space="preserve"> A sorted array </w:t>
       </w:r>
       <w:r>
         <w:rPr>
           <w:rFonts w:ascii="Consolas" w:hAnsi="Consolas"/>
+          <w:b w:val="0"/>
+          <w:i w:val="0"/>
           <w:sz w:val="19"/>
         </w:rPr>
         <w:t>arr</w:t>
       </w:r>
       <w:r>
+        <w:rPr>
+          <w:b w:val="0"/>
+          <w:i w:val="0"/>
+        </w:rPr>
         <w:t xml:space="preserve"> contains </w:t>
       </w:r>
       <w:r>
         <w:rPr>
           <w:rFonts w:ascii="Consolas" w:hAnsi="Consolas"/>
+          <w:b w:val="0"/>
+          <w:i w:val="0"/>
           <w:sz w:val="19"/>
         </w:rPr>
         <w:t>n</w:t>
       </w:r>
       <w:r>
+        <w:rPr>
+          <w:b w:val="0"/>
+          <w:i w:val="0"/>
+        </w:rPr>
         <w:t xml:space="preserve"> integers (zero-indexed). Write a function </w:t>
       </w:r>
       <w:r>
         <w:rPr>
           <w:rFonts w:ascii="Consolas" w:hAnsi="Consolas"/>
+          <w:b w:val="0"/>
+          <w:i w:val="0"/>
           <w:sz w:val="19"/>
         </w:rPr>
         <w:t>searchIndex(arr, n, target)</w:t>
       </w:r>
       <w:r>
+        <w:rPr>
+          <w:b w:val="0"/>
+          <w:i w:val="0"/>
+        </w:rPr>
         <w:t xml:space="preserve"> using </w:t>
       </w:r>
       <w:r>
         <w:rPr>
           <w:b/>
+          <w:i w:val="0"/>
         </w:rPr>
         <w:t>OCR Exam Reference Language</w:t>
       </w:r>
       <w:r>
+        <w:rPr>
+          <w:b w:val="0"/>
+          <w:i w:val="0"/>
+        </w:rPr>
         <w:t xml:space="preserve"> that performs a </w:t>
       </w:r>
       <w:r>
         <w:rPr>
           <w:b/>
+          <w:i w:val="0"/>
         </w:rPr>
         <w:t>binary search</w:t>
       </w:r>
       <w:r>
+        <w:rPr>
+          <w:b w:val="0"/>
+          <w:i w:val="0"/>
+        </w:rPr>
         <w:t xml:space="preserve"> and returns the index of </w:t>
       </w:r>
       <w:r>
         <w:rPr>
           <w:rFonts w:ascii="Consolas" w:hAnsi="Consolas"/>
+          <w:b w:val="0"/>
+          <w:i w:val="0"/>
           <w:sz w:val="19"/>
         </w:rPr>
         <w:t>target</w:t>
       </w:r>
       <w:r>
+        <w:rPr>
+          <w:b w:val="0"/>
+          <w:i w:val="0"/>
+        </w:rPr>
         <w:t xml:space="preserve"> in </w:t>
       </w:r>
       <w:r>
         <w:rPr>
           <w:rFonts w:ascii="Consolas" w:hAnsi="Consolas"/>
+          <w:b w:val="0"/>
+          <w:i w:val="0"/>
           <w:sz w:val="19"/>
         </w:rPr>
         <w:t>arr</w:t>
       </w:r>
       <w:r>
+        <w:rPr>
+          <w:b w:val="0"/>
+          <w:i w:val="0"/>
+        </w:rPr>
         <w:t xml:space="preserve">, or </w:t>
       </w:r>
       <w:r>
         <w:rPr>
           <w:rFonts w:ascii="Consolas" w:hAnsi="Consolas"/>
+          <w:b w:val="0"/>
+          <w:i w:val="0"/>
           <w:sz w:val="19"/>
         </w:rPr>
         <w:t>-1</w:t>
       </w:r>
       <w:r>
+        <w:rPr>
+          <w:b w:val="0"/>
+          <w:i w:val="0"/>
+        </w:rPr>
         <w:t xml:space="preserve"> if it is not present. </w:t>
       </w:r>
       <w:r>
         <w:rPr>
           <w:b/>
+          <w:i w:val="0"/>
         </w:rPr>
         <w:t>[5]</w:t>
       </w:r>
       <w:r>
+        <w:rPr>
+          <w:b w:val="0"/>
+          <w:i w:val="0"/>
+        </w:rPr>
         <w:t xml:space="preserve"> (AO3)</w:t>
       </w:r>
     </w:p>
@@ -5328,33 +5715,52 @@
       <w:r>
         <w:rPr>
           <w:b/>
+          <w:i w:val="0"/>
         </w:rPr>
         <w:t>Q5.</w:t>
       </w:r>
       <w:r>
+        <w:rPr>
+          <w:b w:val="0"/>
+          <w:i w:val="0"/>
+        </w:rPr>
         <w:t xml:space="preserve"> State the data structure used to implement:</w:t>
       </w:r>
     </w:p>
     <w:p>
       <w:r>
+        <w:rPr>
+          <w:b w:val="0"/>
+          <w:i w:val="0"/>
+        </w:rPr>
         <w:t xml:space="preserve">&amp;nbsp;&amp;nbsp;(i) a </w:t>
       </w:r>
       <w:r>
         <w:rPr>
           <w:b/>
+          <w:i w:val="0"/>
         </w:rPr>
         <w:t>breadth-first</w:t>
       </w:r>
       <w:r>
+        <w:rPr>
+          <w:b w:val="0"/>
+          <w:i w:val="0"/>
+        </w:rPr>
         <w:t xml:space="preserve"> traversal of a graph. </w:t>
       </w:r>
       <w:r>
         <w:rPr>
           <w:b/>
+          <w:i w:val="0"/>
         </w:rPr>
         <w:t>[1]</w:t>
       </w:r>
       <w:r>
+        <w:rPr>
+          <w:b w:val="0"/>
+          <w:i w:val="0"/>
+        </w:rPr>
         <w:t xml:space="preserve"> (AO1)</w:t>
       </w:r>
     </w:p>
@@ -5376,24 +5782,38 @@
     </w:p>
     <w:p>
       <w:r>
+        <w:rPr>
+          <w:b w:val="0"/>
+          <w:i w:val="0"/>
+        </w:rPr>
         <w:t xml:space="preserve">&amp;nbsp;&amp;nbsp;(ii) a </w:t>
       </w:r>
       <w:r>
         <w:rPr>
           <w:b/>
+          <w:i w:val="0"/>
         </w:rPr>
         <w:t>depth-first</w:t>
       </w:r>
       <w:r>
+        <w:rPr>
+          <w:b w:val="0"/>
+          <w:i w:val="0"/>
+        </w:rPr>
         <w:t xml:space="preserve"> traversal of a graph. </w:t>
       </w:r>
       <w:r>
         <w:rPr>
           <w:b/>
+          <w:i w:val="0"/>
         </w:rPr>
         <w:t>[1]</w:t>
       </w:r>
       <w:r>
+        <w:rPr>
+          <w:b w:val="0"/>
+          <w:i w:val="0"/>
+        </w:rPr>
         <w:t xml:space="preserve"> (AO1)</w:t>
       </w:r>
     </w:p>
@@ -5417,10 +5837,15 @@
       <w:r>
         <w:rPr>
           <w:b/>
+          <w:i w:val="0"/>
         </w:rPr>
         <w:t>Q6.</w:t>
       </w:r>
       <w:r>
+        <w:rPr>
+          <w:b w:val="0"/>
+          <w:i w:val="0"/>
+        </w:rPr>
         <w:t xml:space="preserve"> A graph is stored as the following adjacency list:</w:t>
       </w:r>
     </w:p>
@@ -5446,15 +5871,24 @@
     </w:p>
     <w:p>
       <w:r>
+        <w:rPr>
+          <w:b w:val="0"/>
+          <w:i w:val="0"/>
+        </w:rPr>
         <w:t xml:space="preserve">&amp;nbsp;&amp;nbsp;(i) A breadth-first traversal starts at A and visits neighbours in alphabetical order. State the order in which the nodes are visited. </w:t>
       </w:r>
       <w:r>
         <w:rPr>
           <w:b/>
+          <w:i w:val="0"/>
         </w:rPr>
         <w:t>[2]</w:t>
       </w:r>
       <w:r>
+        <w:rPr>
+          <w:b w:val="0"/>
+          <w:i w:val="0"/>
+        </w:rPr>
         <w:t xml:space="preserve"> (AO2)</w:t>
       </w:r>
     </w:p>
@@ -5484,24 +5918,38 @@
     </w:p>
     <w:p>
       <w:r>
+        <w:rPr>
+          <w:b w:val="0"/>
+          <w:i w:val="0"/>
+        </w:rPr>
         <w:t xml:space="preserve">&amp;nbsp;&amp;nbsp;(ii) The edges of this graph are unweighted. Explain why a breadth-first traversal from A finds a path to E using the </w:t>
       </w:r>
       <w:r>
         <w:rPr>
           <w:b/>
+          <w:i w:val="0"/>
         </w:rPr>
         <w:t>fewest edges</w:t>
       </w:r>
       <w:r>
+        <w:rPr>
+          <w:b w:val="0"/>
+          <w:i w:val="0"/>
+        </w:rPr>
         <w:t xml:space="preserve">, while a depth-first traversal may not. </w:t>
       </w:r>
       <w:r>
         <w:rPr>
           <w:b/>
+          <w:i w:val="0"/>
         </w:rPr>
         <w:t>[1]</w:t>
       </w:r>
       <w:r>
+        <w:rPr>
+          <w:b w:val="0"/>
+          <w:i w:val="0"/>
+        </w:rPr>
         <w:t xml:space="preserve"> (AO2)</w:t>
       </w:r>
     </w:p>
@@ -5525,26 +5973,78 @@
       <w:r>
         <w:rPr>
           <w:b/>
+          <w:i w:val="0"/>
         </w:rPr>
         <w:t>Q7.</w:t>
       </w:r>
       <w:r>
-        <w:t xml:space="preserve"> The A</w:t>
+        <w:rPr>
+          <w:b w:val="0"/>
+          <w:i w:val="0"/>
+        </w:rPr>
+        <w:t xml:space="preserve"> The A* pathfinding algorithm assigns each node a value </w:t>
       </w:r>
       <w:r>
         <w:rPr>
-          <w:i/>
+          <w:rFonts w:ascii="Consolas" w:hAnsi="Consolas"/>
+          <w:b w:val="0"/>
+          <w:i w:val="0"/>
+          <w:sz w:val="19"/>
         </w:rPr>
-        <w:t xml:space="preserve"> pathfinding algorithm assigns each node a value `f(n) = g(n) + h(n)`. State what `g(n)` and `h(n)` each represent. </w:t>
+        <w:t>f(n) = g(n) + h(n)</w:t>
       </w:r>
       <w:r>
         <w:rPr>
-          <w:i/>
+          <w:b w:val="0"/>
+          <w:i w:val="0"/>
+        </w:rPr>
+        <w:t xml:space="preserve">. State what </w:t>
+      </w:r>
+      <w:r>
+        <w:rPr>
+          <w:rFonts w:ascii="Consolas" w:hAnsi="Consolas"/>
+          <w:b w:val="0"/>
+          <w:i w:val="0"/>
+          <w:sz w:val="19"/>
+        </w:rPr>
+        <w:t>g(n)</w:t>
+      </w:r>
+      <w:r>
+        <w:rPr>
+          <w:b w:val="0"/>
+          <w:i w:val="0"/>
+        </w:rPr>
+        <w:t xml:space="preserve"> and </w:t>
+      </w:r>
+      <w:r>
+        <w:rPr>
+          <w:rFonts w:ascii="Consolas" w:hAnsi="Consolas"/>
+          <w:b w:val="0"/>
+          <w:i w:val="0"/>
+          <w:sz w:val="19"/>
+        </w:rPr>
+        <w:t>h(n)</w:t>
+      </w:r>
+      <w:r>
+        <w:rPr>
+          <w:b w:val="0"/>
+          <w:i w:val="0"/>
+        </w:rPr>
+        <w:t xml:space="preserve"> each represent. </w:t>
+      </w:r>
+      <w:r>
+        <w:rPr>
+          <w:b/>
+          <w:i w:val="0"/>
         </w:rPr>
         <w:t>[2]</w:t>
       </w:r>
       <w:r>
-        <w:t>* (AO1)</w:t>
+        <w:rPr>
+          <w:b w:val="0"/>
+          <w:i w:val="0"/>
+        </w:rPr>
+        <w:t xml:space="preserve"> (AO1)</w:t>
       </w:r>
     </w:p>
     <w:p>
@@ -5575,42 +6075,66 @@
       <w:r>
         <w:rPr>
           <w:b/>
+          <w:i w:val="0"/>
         </w:rPr>
-        <w:t>Q8\</w:t>
+        <w:t>Q8*</w:t>
       </w:r>
       <w:r>
-        <w:t>* A music streaming service stores 50 million track records, held in order of track ID. Users search for tracks by ID thousands of times per second. Each night a batch of a few thousand new tracks is added and the full file must be put back in order; the nightly process runs on a server with a large amount of memory. A cut-down version of the software must also run on an embedded car system with very limited memory, where it keeps a few hundred downloaded tracks in order.</w:t>
+        <w:rPr>
+          <w:b w:val="0"/>
+          <w:i w:val="0"/>
+        </w:rPr>
+        <w:t xml:space="preserve"> A music streaming service stores 50 million track records, held in order of track ID. Users search for tracks by ID thousands of times per second. Each night a batch of a few thousand new tracks is added and the full file must be put back in order; the nightly process runs on a server with a large amount of memory. A cut-down version of the software must also run on an embedded car system with very limited memory, where it keeps a few hundred downloaded tracks in order.</w:t>
       </w:r>
     </w:p>
     <w:p>
       <w:r>
+        <w:rPr>
+          <w:b w:val="0"/>
+          <w:i w:val="0"/>
+        </w:rPr>
         <w:t xml:space="preserve">Discuss which </w:t>
       </w:r>
       <w:r>
         <w:rPr>
           <w:b/>
+          <w:i w:val="0"/>
         </w:rPr>
         <w:t>searching and sorting algorithms</w:t>
       </w:r>
       <w:r>
+        <w:rPr>
+          <w:b w:val="0"/>
+          <w:i w:val="0"/>
+        </w:rPr>
         <w:t xml:space="preserve"> the developers should choose for this system, justifying your choices with reference to </w:t>
       </w:r>
       <w:r>
         <w:rPr>
           <w:b/>
+          <w:i w:val="0"/>
         </w:rPr>
         <w:t>time and space complexity</w:t>
       </w:r>
       <w:r>
+        <w:rPr>
+          <w:b w:val="0"/>
+          <w:i w:val="0"/>
+        </w:rPr>
         <w:t xml:space="preserve">. </w:t>
       </w:r>
       <w:r>
         <w:rPr>
           <w:b/>
+          <w:i w:val="0"/>
         </w:rPr>
         <w:t>[9]</w:t>
       </w:r>
       <w:r>
+        <w:rPr>
+          <w:b w:val="0"/>
+          <w:i w:val="0"/>
+        </w:rPr>
         <w:t xml:space="preserve"> (AO3)</w:t>
       </w:r>
     </w:p>

--- a/Course/2 Component 2 - Algorithms and Programming/2.3 Algorithms/00 Topic Resources/6 End-of-Topic Worksheet (editable).docx
+++ b/Course/2 Component 2 - Algorithms and Programming/2.3 Algorithms/00 Topic Resources/6 End-of-Topic Worksheet (editable).docx
@@ -4891,30 +4891,32 @@
         <w:t xml:space="preserve"> (AO1)</w:t>
       </w:r>
     </w:p>
-    <w:p>
-      <w:pPr>
-        <w:spacing w:before="260"/>
-        <w:pBdr>
-          <w:bottom w:val="single" w:sz="4" w:space="1" w:color="AAB4C0"/>
-        </w:pBdr>
-      </w:pPr>
-    </w:p>
-    <w:p>
-      <w:pPr>
-        <w:spacing w:before="260"/>
-        <w:pBdr>
-          <w:bottom w:val="single" w:sz="4" w:space="1" w:color="AAB4C0"/>
-        </w:pBdr>
-      </w:pPr>
-    </w:p>
-    <w:p>
-      <w:pPr>
-        <w:spacing w:before="260"/>
-        <w:pBdr>
-          <w:bottom w:val="single" w:sz="4" w:space="1" w:color="AAB4C0"/>
-        </w:pBdr>
-      </w:pPr>
-    </w:p>
+    <w:tbl>
+      <w:tblPr>
+        <w:tblStyle w:val="TableGrid"/>
+        <w:tblW w:type="auto" w:w="0"/>
+        <w:tblLook w:firstColumn="1" w:firstRow="1" w:lastColumn="0" w:lastRow="0" w:noHBand="0" w:noVBand="1" w:val="04A0"/>
+      </w:tblPr>
+      <w:tblGrid>
+        <w:gridCol w:w="8640"/>
+      </w:tblGrid>
+      <w:tr>
+        <w:trPr>
+          <w:trHeight w:val="1020" w:hRule="atLeast"/>
+        </w:trPr>
+        <w:tc>
+          <w:tcPr>
+            <w:tcW w:type="dxa" w:w="8640"/>
+          </w:tcPr>
+          <w:p>
+            <w:pPr>
+              <w:spacing w:before="40"/>
+            </w:pPr>
+          </w:p>
+        </w:tc>
+      </w:tr>
+    </w:tbl>
+    <w:p/>
     <w:p>
       <w:r>
         <w:rPr>
@@ -5024,38 +5026,32 @@
         <w:t xml:space="preserve"> (AO2)</w:t>
       </w:r>
     </w:p>
-    <w:p>
-      <w:pPr>
-        <w:spacing w:before="260"/>
-        <w:pBdr>
-          <w:bottom w:val="single" w:sz="4" w:space="1" w:color="AAB4C0"/>
-        </w:pBdr>
-      </w:pPr>
-    </w:p>
-    <w:p>
-      <w:pPr>
-        <w:spacing w:before="260"/>
-        <w:pBdr>
-          <w:bottom w:val="single" w:sz="4" w:space="1" w:color="AAB4C0"/>
-        </w:pBdr>
-      </w:pPr>
-    </w:p>
-    <w:p>
-      <w:pPr>
-        <w:spacing w:before="260"/>
-        <w:pBdr>
-          <w:bottom w:val="single" w:sz="4" w:space="1" w:color="AAB4C0"/>
-        </w:pBdr>
-      </w:pPr>
-    </w:p>
-    <w:p>
-      <w:pPr>
-        <w:spacing w:before="260"/>
-        <w:pBdr>
-          <w:bottom w:val="single" w:sz="4" w:space="1" w:color="AAB4C0"/>
-        </w:pBdr>
-      </w:pPr>
-    </w:p>
+    <w:tbl>
+      <w:tblPr>
+        <w:tblStyle w:val="TableGrid"/>
+        <w:tblW w:type="auto" w:w="0"/>
+        <w:tblLook w:firstColumn="1" w:firstRow="1" w:lastColumn="0" w:lastRow="0" w:noHBand="0" w:noVBand="1" w:val="04A0"/>
+      </w:tblPr>
+      <w:tblGrid>
+        <w:gridCol w:w="8640"/>
+      </w:tblGrid>
+      <w:tr>
+        <w:trPr>
+          <w:trHeight w:val="1360" w:hRule="atLeast"/>
+        </w:trPr>
+        <w:tc>
+          <w:tcPr>
+            <w:tcW w:type="dxa" w:w="8640"/>
+          </w:tcPr>
+          <w:p>
+            <w:pPr>
+              <w:spacing w:before="40"/>
+            </w:pPr>
+          </w:p>
+        </w:tc>
+      </w:tr>
+    </w:tbl>
+    <w:p/>
     <w:p>
       <w:r>
         <w:rPr>
@@ -5173,38 +5169,32 @@
         <w:t xml:space="preserve"> (AO2)</w:t>
       </w:r>
     </w:p>
-    <w:p>
-      <w:pPr>
-        <w:spacing w:before="260"/>
-        <w:pBdr>
-          <w:bottom w:val="single" w:sz="4" w:space="1" w:color="AAB4C0"/>
-        </w:pBdr>
-      </w:pPr>
-    </w:p>
-    <w:p>
-      <w:pPr>
-        <w:spacing w:before="260"/>
-        <w:pBdr>
-          <w:bottom w:val="single" w:sz="4" w:space="1" w:color="AAB4C0"/>
-        </w:pBdr>
-      </w:pPr>
-    </w:p>
-    <w:p>
-      <w:pPr>
-        <w:spacing w:before="260"/>
-        <w:pBdr>
-          <w:bottom w:val="single" w:sz="4" w:space="1" w:color="AAB4C0"/>
-        </w:pBdr>
-      </w:pPr>
-    </w:p>
-    <w:p>
-      <w:pPr>
-        <w:spacing w:before="260"/>
-        <w:pBdr>
-          <w:bottom w:val="single" w:sz="4" w:space="1" w:color="AAB4C0"/>
-        </w:pBdr>
-      </w:pPr>
-    </w:p>
+    <w:tbl>
+      <w:tblPr>
+        <w:tblStyle w:val="TableGrid"/>
+        <w:tblW w:type="auto" w:w="0"/>
+        <w:tblLook w:firstColumn="1" w:firstRow="1" w:lastColumn="0" w:lastRow="0" w:noHBand="0" w:noVBand="1" w:val="04A0"/>
+      </w:tblPr>
+      <w:tblGrid>
+        <w:gridCol w:w="8640"/>
+      </w:tblGrid>
+      <w:tr>
+        <w:trPr>
+          <w:trHeight w:val="1360" w:hRule="atLeast"/>
+        </w:trPr>
+        <w:tc>
+          <w:tcPr>
+            <w:tcW w:type="dxa" w:w="8640"/>
+          </w:tcPr>
+          <w:p>
+            <w:pPr>
+              <w:spacing w:before="40"/>
+            </w:pPr>
+          </w:p>
+        </w:tc>
+      </w:tr>
+    </w:tbl>
+    <w:p/>
     <w:tbl>
       <w:tblPr>
         <w:tblStyle w:val="TableGrid"/>
@@ -5485,22 +5475,32 @@
         <w:t xml:space="preserve"> (AO2)</w:t>
       </w:r>
     </w:p>
-    <w:p>
-      <w:pPr>
-        <w:spacing w:before="260"/>
-        <w:pBdr>
-          <w:bottom w:val="single" w:sz="4" w:space="1" w:color="AAB4C0"/>
-        </w:pBdr>
-      </w:pPr>
-    </w:p>
-    <w:p>
-      <w:pPr>
-        <w:spacing w:before="260"/>
-        <w:pBdr>
-          <w:bottom w:val="single" w:sz="4" w:space="1" w:color="AAB4C0"/>
-        </w:pBdr>
-      </w:pPr>
-    </w:p>
+    <w:tbl>
+      <w:tblPr>
+        <w:tblStyle w:val="TableGrid"/>
+        <w:tblW w:type="auto" w:w="0"/>
+        <w:tblLook w:firstColumn="1" w:firstRow="1" w:lastColumn="0" w:lastRow="0" w:noHBand="0" w:noVBand="1" w:val="04A0"/>
+      </w:tblPr>
+      <w:tblGrid>
+        <w:gridCol w:w="8640"/>
+      </w:tblGrid>
+      <w:tr>
+        <w:trPr>
+          <w:trHeight w:val="680" w:hRule="atLeast"/>
+        </w:trPr>
+        <w:tc>
+          <w:tcPr>
+            <w:tcW w:type="dxa" w:w="8640"/>
+          </w:tcPr>
+          <w:p>
+            <w:pPr>
+              <w:spacing w:before="40"/>
+            </w:pPr>
+          </w:p>
+        </w:tc>
+      </w:tr>
+    </w:tbl>
+    <w:p/>
     <w:p>
       <w:r>
         <w:rPr>
@@ -5655,62 +5655,32 @@
         <w:t xml:space="preserve"> (AO3)</w:t>
       </w:r>
     </w:p>
-    <w:p>
-      <w:pPr>
-        <w:spacing w:before="260"/>
-        <w:pBdr>
-          <w:bottom w:val="single" w:sz="4" w:space="1" w:color="AAB4C0"/>
-        </w:pBdr>
-      </w:pPr>
-    </w:p>
-    <w:p>
-      <w:pPr>
-        <w:spacing w:before="260"/>
-        <w:pBdr>
-          <w:bottom w:val="single" w:sz="4" w:space="1" w:color="AAB4C0"/>
-        </w:pBdr>
-      </w:pPr>
-    </w:p>
-    <w:p>
-      <w:pPr>
-        <w:spacing w:before="260"/>
-        <w:pBdr>
-          <w:bottom w:val="single" w:sz="4" w:space="1" w:color="AAB4C0"/>
-        </w:pBdr>
-      </w:pPr>
-    </w:p>
-    <w:p>
-      <w:pPr>
-        <w:spacing w:before="260"/>
-        <w:pBdr>
-          <w:bottom w:val="single" w:sz="4" w:space="1" w:color="AAB4C0"/>
-        </w:pBdr>
-      </w:pPr>
-    </w:p>
-    <w:p>
-      <w:pPr>
-        <w:spacing w:before="260"/>
-        <w:pBdr>
-          <w:bottom w:val="single" w:sz="4" w:space="1" w:color="AAB4C0"/>
-        </w:pBdr>
-      </w:pPr>
-    </w:p>
-    <w:p>
-      <w:pPr>
-        <w:spacing w:before="260"/>
-        <w:pBdr>
-          <w:bottom w:val="single" w:sz="4" w:space="1" w:color="AAB4C0"/>
-        </w:pBdr>
-      </w:pPr>
-    </w:p>
-    <w:p>
-      <w:pPr>
-        <w:spacing w:before="260"/>
-        <w:pBdr>
-          <w:bottom w:val="single" w:sz="4" w:space="1" w:color="AAB4C0"/>
-        </w:pBdr>
-      </w:pPr>
-    </w:p>
+    <w:tbl>
+      <w:tblPr>
+        <w:tblStyle w:val="TableGrid"/>
+        <w:tblW w:type="auto" w:w="0"/>
+        <w:tblLook w:firstColumn="1" w:firstRow="1" w:lastColumn="0" w:lastRow="0" w:noHBand="0" w:noVBand="1" w:val="04A0"/>
+      </w:tblPr>
+      <w:tblGrid>
+        <w:gridCol w:w="8640"/>
+      </w:tblGrid>
+      <w:tr>
+        <w:trPr>
+          <w:trHeight w:val="2380" w:hRule="atLeast"/>
+        </w:trPr>
+        <w:tc>
+          <w:tcPr>
+            <w:tcW w:type="dxa" w:w="8640"/>
+          </w:tcPr>
+          <w:p>
+            <w:pPr>
+              <w:spacing w:before="40"/>
+            </w:pPr>
+          </w:p>
+        </w:tc>
+      </w:tr>
+    </w:tbl>
+    <w:p/>
     <w:p>
       <w:r>
         <w:rPr>
@@ -5764,22 +5734,32 @@
         <w:t xml:space="preserve"> (AO1)</w:t>
       </w:r>
     </w:p>
-    <w:p>
-      <w:pPr>
-        <w:spacing w:before="260"/>
-        <w:pBdr>
-          <w:bottom w:val="single" w:sz="4" w:space="1" w:color="AAB4C0"/>
-        </w:pBdr>
-      </w:pPr>
-    </w:p>
-    <w:p>
-      <w:pPr>
-        <w:spacing w:before="260"/>
-        <w:pBdr>
-          <w:bottom w:val="single" w:sz="4" w:space="1" w:color="AAB4C0"/>
-        </w:pBdr>
-      </w:pPr>
-    </w:p>
+    <w:tbl>
+      <w:tblPr>
+        <w:tblStyle w:val="TableGrid"/>
+        <w:tblW w:type="auto" w:w="0"/>
+        <w:tblLook w:firstColumn="1" w:firstRow="1" w:lastColumn="0" w:lastRow="0" w:noHBand="0" w:noVBand="1" w:val="04A0"/>
+      </w:tblPr>
+      <w:tblGrid>
+        <w:gridCol w:w="8640"/>
+      </w:tblGrid>
+      <w:tr>
+        <w:trPr>
+          <w:trHeight w:val="680" w:hRule="atLeast"/>
+        </w:trPr>
+        <w:tc>
+          <w:tcPr>
+            <w:tcW w:type="dxa" w:w="8640"/>
+          </w:tcPr>
+          <w:p>
+            <w:pPr>
+              <w:spacing w:before="40"/>
+            </w:pPr>
+          </w:p>
+        </w:tc>
+      </w:tr>
+    </w:tbl>
+    <w:p/>
     <w:p>
       <w:r>
         <w:rPr>
@@ -5817,22 +5797,32 @@
         <w:t xml:space="preserve"> (AO1)</w:t>
       </w:r>
     </w:p>
-    <w:p>
-      <w:pPr>
-        <w:spacing w:before="260"/>
-        <w:pBdr>
-          <w:bottom w:val="single" w:sz="4" w:space="1" w:color="AAB4C0"/>
-        </w:pBdr>
-      </w:pPr>
-    </w:p>
-    <w:p>
-      <w:pPr>
-        <w:spacing w:before="260"/>
-        <w:pBdr>
-          <w:bottom w:val="single" w:sz="4" w:space="1" w:color="AAB4C0"/>
-        </w:pBdr>
-      </w:pPr>
-    </w:p>
+    <w:tbl>
+      <w:tblPr>
+        <w:tblStyle w:val="TableGrid"/>
+        <w:tblW w:type="auto" w:w="0"/>
+        <w:tblLook w:firstColumn="1" w:firstRow="1" w:lastColumn="0" w:lastRow="0" w:noHBand="0" w:noVBand="1" w:val="04A0"/>
+      </w:tblPr>
+      <w:tblGrid>
+        <w:gridCol w:w="8640"/>
+      </w:tblGrid>
+      <w:tr>
+        <w:trPr>
+          <w:trHeight w:val="680" w:hRule="atLeast"/>
+        </w:trPr>
+        <w:tc>
+          <w:tcPr>
+            <w:tcW w:type="dxa" w:w="8640"/>
+          </w:tcPr>
+          <w:p>
+            <w:pPr>
+              <w:spacing w:before="40"/>
+            </w:pPr>
+          </w:p>
+        </w:tc>
+      </w:tr>
+    </w:tbl>
+    <w:p/>
     <w:p>
       <w:r>
         <w:rPr>
@@ -5892,30 +5882,32 @@
         <w:t xml:space="preserve"> (AO2)</w:t>
       </w:r>
     </w:p>
-    <w:p>
-      <w:pPr>
-        <w:spacing w:before="260"/>
-        <w:pBdr>
-          <w:bottom w:val="single" w:sz="4" w:space="1" w:color="AAB4C0"/>
-        </w:pBdr>
-      </w:pPr>
-    </w:p>
-    <w:p>
-      <w:pPr>
-        <w:spacing w:before="260"/>
-        <w:pBdr>
-          <w:bottom w:val="single" w:sz="4" w:space="1" w:color="AAB4C0"/>
-        </w:pBdr>
-      </w:pPr>
-    </w:p>
-    <w:p>
-      <w:pPr>
-        <w:spacing w:before="260"/>
-        <w:pBdr>
-          <w:bottom w:val="single" w:sz="4" w:space="1" w:color="AAB4C0"/>
-        </w:pBdr>
-      </w:pPr>
-    </w:p>
+    <w:tbl>
+      <w:tblPr>
+        <w:tblStyle w:val="TableGrid"/>
+        <w:tblW w:type="auto" w:w="0"/>
+        <w:tblLook w:firstColumn="1" w:firstRow="1" w:lastColumn="0" w:lastRow="0" w:noHBand="0" w:noVBand="1" w:val="04A0"/>
+      </w:tblPr>
+      <w:tblGrid>
+        <w:gridCol w:w="8640"/>
+      </w:tblGrid>
+      <w:tr>
+        <w:trPr>
+          <w:trHeight w:val="1020" w:hRule="atLeast"/>
+        </w:trPr>
+        <w:tc>
+          <w:tcPr>
+            <w:tcW w:type="dxa" w:w="8640"/>
+          </w:tcPr>
+          <w:p>
+            <w:pPr>
+              <w:spacing w:before="40"/>
+            </w:pPr>
+          </w:p>
+        </w:tc>
+      </w:tr>
+    </w:tbl>
+    <w:p/>
     <w:p>
       <w:r>
         <w:rPr>
@@ -5953,22 +5945,32 @@
         <w:t xml:space="preserve"> (AO2)</w:t>
       </w:r>
     </w:p>
-    <w:p>
-      <w:pPr>
-        <w:spacing w:before="260"/>
-        <w:pBdr>
-          <w:bottom w:val="single" w:sz="4" w:space="1" w:color="AAB4C0"/>
-        </w:pBdr>
-      </w:pPr>
-    </w:p>
-    <w:p>
-      <w:pPr>
-        <w:spacing w:before="260"/>
-        <w:pBdr>
-          <w:bottom w:val="single" w:sz="4" w:space="1" w:color="AAB4C0"/>
-        </w:pBdr>
-      </w:pPr>
-    </w:p>
+    <w:tbl>
+      <w:tblPr>
+        <w:tblStyle w:val="TableGrid"/>
+        <w:tblW w:type="auto" w:w="0"/>
+        <w:tblLook w:firstColumn="1" w:firstRow="1" w:lastColumn="0" w:lastRow="0" w:noHBand="0" w:noVBand="1" w:val="04A0"/>
+      </w:tblPr>
+      <w:tblGrid>
+        <w:gridCol w:w="8640"/>
+      </w:tblGrid>
+      <w:tr>
+        <w:trPr>
+          <w:trHeight w:val="680" w:hRule="atLeast"/>
+        </w:trPr>
+        <w:tc>
+          <w:tcPr>
+            <w:tcW w:type="dxa" w:w="8640"/>
+          </w:tcPr>
+          <w:p>
+            <w:pPr>
+              <w:spacing w:before="40"/>
+            </w:pPr>
+          </w:p>
+        </w:tc>
+      </w:tr>
+    </w:tbl>
+    <w:p/>
     <w:p>
       <w:r>
         <w:rPr>
@@ -6047,30 +6049,32 @@
         <w:t xml:space="preserve"> (AO1)</w:t>
       </w:r>
     </w:p>
-    <w:p>
-      <w:pPr>
-        <w:spacing w:before="260"/>
-        <w:pBdr>
-          <w:bottom w:val="single" w:sz="4" w:space="1" w:color="AAB4C0"/>
-        </w:pBdr>
-      </w:pPr>
-    </w:p>
-    <w:p>
-      <w:pPr>
-        <w:spacing w:before="260"/>
-        <w:pBdr>
-          <w:bottom w:val="single" w:sz="4" w:space="1" w:color="AAB4C0"/>
-        </w:pBdr>
-      </w:pPr>
-    </w:p>
-    <w:p>
-      <w:pPr>
-        <w:spacing w:before="260"/>
-        <w:pBdr>
-          <w:bottom w:val="single" w:sz="4" w:space="1" w:color="AAB4C0"/>
-        </w:pBdr>
-      </w:pPr>
-    </w:p>
+    <w:tbl>
+      <w:tblPr>
+        <w:tblStyle w:val="TableGrid"/>
+        <w:tblW w:type="auto" w:w="0"/>
+        <w:tblLook w:firstColumn="1" w:firstRow="1" w:lastColumn="0" w:lastRow="0" w:noHBand="0" w:noVBand="1" w:val="04A0"/>
+      </w:tblPr>
+      <w:tblGrid>
+        <w:gridCol w:w="8640"/>
+      </w:tblGrid>
+      <w:tr>
+        <w:trPr>
+          <w:trHeight w:val="1020" w:hRule="atLeast"/>
+        </w:trPr>
+        <w:tc>
+          <w:tcPr>
+            <w:tcW w:type="dxa" w:w="8640"/>
+          </w:tcPr>
+          <w:p>
+            <w:pPr>
+              <w:spacing w:before="40"/>
+            </w:pPr>
+          </w:p>
+        </w:tc>
+      </w:tr>
+    </w:tbl>
+    <w:p/>
     <w:p>
       <w:r>
         <w:rPr>
@@ -6138,102 +6142,32 @@
         <w:t xml:space="preserve"> (AO3)</w:t>
       </w:r>
     </w:p>
-    <w:p>
-      <w:pPr>
-        <w:spacing w:before="260"/>
-        <w:pBdr>
-          <w:bottom w:val="single" w:sz="4" w:space="1" w:color="AAB4C0"/>
-        </w:pBdr>
-      </w:pPr>
-    </w:p>
-    <w:p>
-      <w:pPr>
-        <w:spacing w:before="260"/>
-        <w:pBdr>
-          <w:bottom w:val="single" w:sz="4" w:space="1" w:color="AAB4C0"/>
-        </w:pBdr>
-      </w:pPr>
-    </w:p>
-    <w:p>
-      <w:pPr>
-        <w:spacing w:before="260"/>
-        <w:pBdr>
-          <w:bottom w:val="single" w:sz="4" w:space="1" w:color="AAB4C0"/>
-        </w:pBdr>
-      </w:pPr>
-    </w:p>
-    <w:p>
-      <w:pPr>
-        <w:spacing w:before="260"/>
-        <w:pBdr>
-          <w:bottom w:val="single" w:sz="4" w:space="1" w:color="AAB4C0"/>
-        </w:pBdr>
-      </w:pPr>
-    </w:p>
-    <w:p>
-      <w:pPr>
-        <w:spacing w:before="260"/>
-        <w:pBdr>
-          <w:bottom w:val="single" w:sz="4" w:space="1" w:color="AAB4C0"/>
-        </w:pBdr>
-      </w:pPr>
-    </w:p>
-    <w:p>
-      <w:pPr>
-        <w:spacing w:before="260"/>
-        <w:pBdr>
-          <w:bottom w:val="single" w:sz="4" w:space="1" w:color="AAB4C0"/>
-        </w:pBdr>
-      </w:pPr>
-    </w:p>
-    <w:p>
-      <w:pPr>
-        <w:spacing w:before="260"/>
-        <w:pBdr>
-          <w:bottom w:val="single" w:sz="4" w:space="1" w:color="AAB4C0"/>
-        </w:pBdr>
-      </w:pPr>
-    </w:p>
-    <w:p>
-      <w:pPr>
-        <w:spacing w:before="260"/>
-        <w:pBdr>
-          <w:bottom w:val="single" w:sz="4" w:space="1" w:color="AAB4C0"/>
-        </w:pBdr>
-      </w:pPr>
-    </w:p>
-    <w:p>
-      <w:pPr>
-        <w:spacing w:before="260"/>
-        <w:pBdr>
-          <w:bottom w:val="single" w:sz="4" w:space="1" w:color="AAB4C0"/>
-        </w:pBdr>
-      </w:pPr>
-    </w:p>
-    <w:p>
-      <w:pPr>
-        <w:spacing w:before="260"/>
-        <w:pBdr>
-          <w:bottom w:val="single" w:sz="4" w:space="1" w:color="AAB4C0"/>
-        </w:pBdr>
-      </w:pPr>
-    </w:p>
-    <w:p>
-      <w:pPr>
-        <w:spacing w:before="260"/>
-        <w:pBdr>
-          <w:bottom w:val="single" w:sz="4" w:space="1" w:color="AAB4C0"/>
-        </w:pBdr>
-      </w:pPr>
-    </w:p>
-    <w:p>
-      <w:pPr>
-        <w:spacing w:before="260"/>
-        <w:pBdr>
-          <w:bottom w:val="single" w:sz="4" w:space="1" w:color="AAB4C0"/>
-        </w:pBdr>
-      </w:pPr>
-    </w:p>
+    <w:tbl>
+      <w:tblPr>
+        <w:tblStyle w:val="TableGrid"/>
+        <w:tblW w:type="auto" w:w="0"/>
+        <w:tblLook w:firstColumn="1" w:firstRow="1" w:lastColumn="0" w:lastRow="0" w:noHBand="0" w:noVBand="1" w:val="04A0"/>
+      </w:tblPr>
+      <w:tblGrid>
+        <w:gridCol w:w="8640"/>
+      </w:tblGrid>
+      <w:tr>
+        <w:trPr>
+          <w:trHeight w:val="4080" w:hRule="atLeast"/>
+        </w:trPr>
+        <w:tc>
+          <w:tcPr>
+            <w:tcW w:type="dxa" w:w="8640"/>
+          </w:tcPr>
+          <w:p>
+            <w:pPr>
+              <w:spacing w:before="40"/>
+            </w:pPr>
+          </w:p>
+        </w:tc>
+      </w:tr>
+    </w:tbl>
+    <w:p/>
     <w:p>
       <w:pPr>
         <w:pBdr>
